--- a/Documentation/AI Documentation/AI Explination.docx
+++ b/Documentation/AI Documentation/AI Explination.docx
@@ -499,7 +499,7 @@
         </w:tabs>
         <w:ind w:left="-90" w:firstLine="90"/>
         <w:rPr>
-          <w:rFonts w:asciiTheme="majorBidi" w:hAnsiTheme="majorBidi" w:cstheme="majorBidi" w:hint="cs"/>
+          <w:rFonts w:asciiTheme="majorBidi" w:hAnsiTheme="majorBidi" w:cstheme="majorBidi"/>
           <w:b/>
           <w:bCs/>
           <w:sz w:val="20"/>
@@ -520,7 +520,281 @@
         <mc:AlternateContent>
           <mc:Choice Requires="wps">
             <w:drawing>
-              <wp:anchor distT="0" distB="0" distL="114300" distR="114300" simplePos="0" relativeHeight="251722752" behindDoc="0" locked="0" layoutInCell="1" allowOverlap="1" wp14:anchorId="0E209CB3" wp14:editId="59F88CB9">
+              <wp:anchor distT="0" distB="0" distL="114300" distR="114300" simplePos="0" relativeHeight="251681792" behindDoc="0" locked="0" layoutInCell="1" allowOverlap="1" wp14:anchorId="0DB90FE5" wp14:editId="54B32F88">
+                <wp:simplePos x="0" y="0"/>
+                <wp:positionH relativeFrom="margin">
+                  <wp:posOffset>6022532</wp:posOffset>
+                </wp:positionH>
+                <wp:positionV relativeFrom="paragraph">
+                  <wp:posOffset>773694</wp:posOffset>
+                </wp:positionV>
+                <wp:extent cx="1551305" cy="708917"/>
+                <wp:effectExtent l="0" t="0" r="0" b="0"/>
+                <wp:wrapNone/>
+                <wp:docPr id="1647406733" name="Text Box 2"/>
+                <wp:cNvGraphicFramePr/>
+                <a:graphic xmlns:a="http://schemas.openxmlformats.org/drawingml/2006/main">
+                  <a:graphicData uri="http://schemas.microsoft.com/office/word/2010/wordprocessingShape">
+                    <wps:wsp>
+                      <wps:cNvSpPr txBox="1"/>
+                      <wps:spPr>
+                        <a:xfrm>
+                          <a:off x="0" y="0"/>
+                          <a:ext cx="1551305" cy="708917"/>
+                        </a:xfrm>
+                        <a:prstGeom prst="rect">
+                          <a:avLst/>
+                        </a:prstGeom>
+                        <a:noFill/>
+                        <a:ln w="6350">
+                          <a:noFill/>
+                        </a:ln>
+                      </wps:spPr>
+                      <wps:txbx>
+                        <w:txbxContent>
+                          <w:p>
+                            <w:pPr>
+                              <w:rPr>
+                                <w:b/>
+                                <w:bCs/>
+                                <w:lang w:bidi="ar-EG"/>
+                              </w:rPr>
+                            </w:pPr>
+                            <w:r>
+                              <w:rPr>
+                                <w:b/>
+                                <w:bCs/>
+                                <w:lang w:bidi="ar-EG"/>
+                              </w:rPr>
+                              <w:t xml:space="preserve">Confidence, </w:t>
+                            </w:r>
+                            <w:r>
+                              <w:rPr>
+                                <w:b/>
+                                <w:bCs/>
+                                <w:color w:val="FFC000"/>
+                                <w:lang w:bidi="ar-EG"/>
+                              </w:rPr>
+                              <w:t>Verified</w:t>
+                            </w:r>
+                            <w:r>
+                              <w:rPr>
+                                <w:b/>
+                                <w:bCs/>
+                                <w:lang w:bidi="ar-EG"/>
+                              </w:rPr>
+                              <w:t xml:space="preserve"> Specific important values</w:t>
+                            </w:r>
+                          </w:p>
+                        </w:txbxContent>
+                      </wps:txbx>
+                      <wps:bodyPr rot="0" spcFirstLastPara="0" vertOverflow="overflow" horzOverflow="overflow" vert="horz" wrap="square" lIns="91440" tIns="45720" rIns="91440" bIns="45720" numCol="1" spcCol="0" rtlCol="0" fromWordArt="0" anchor="t" anchorCtr="0" forceAA="0" compatLnSpc="1">
+                        <a:prstTxWarp prst="textNoShape">
+                          <a:avLst/>
+                        </a:prstTxWarp>
+                        <a:noAutofit/>
+                      </wps:bodyPr>
+                    </wps:wsp>
+                  </a:graphicData>
+                </a:graphic>
+                <wp14:sizeRelH relativeFrom="margin">
+                  <wp14:pctWidth>0</wp14:pctWidth>
+                </wp14:sizeRelH>
+                <wp14:sizeRelV relativeFrom="margin">
+                  <wp14:pctHeight>0</wp14:pctHeight>
+                </wp14:sizeRelV>
+              </wp:anchor>
+            </w:drawing>
+          </mc:Choice>
+          <mc:Fallback>
+            <w:pict>
+              <v:shape w14:anchorId="0DB90FE5" id="Text Box 2" o:spid="_x0000_s1027" type="#_x0000_t202" style="position:absolute;left:0;text-align:left;margin-left:474.2pt;margin-top:60.9pt;width:122.15pt;height:55.8pt;z-index:251681792;visibility:visible;mso-wrap-style:square;mso-width-percent:0;mso-height-percent:0;mso-wrap-distance-left:9pt;mso-wrap-distance-top:0;mso-wrap-distance-right:9pt;mso-wrap-distance-bottom:0;mso-position-horizontal:absolute;mso-position-horizontal-relative:margin;mso-position-vertical:absolute;mso-position-vertical-relative:text;mso-width-percent:0;mso-height-percent:0;mso-width-relative:margin;mso-height-relative:margin;v-text-anchor:top" o:gfxdata="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" filled="f" stroked="f" strokeweight=".5pt">
+                <v:textbox>
+                  <w:txbxContent>
+                    <w:p>
+                      <w:pPr>
+                        <w:rPr>
+                          <w:b/>
+                          <w:bCs/>
+                          <w:lang w:bidi="ar-EG"/>
+                        </w:rPr>
+                      </w:pPr>
+                      <w:r>
+                        <w:rPr>
+                          <w:b/>
+                          <w:bCs/>
+                          <w:lang w:bidi="ar-EG"/>
+                        </w:rPr>
+                        <w:t xml:space="preserve">Confidence, </w:t>
+                      </w:r>
+                      <w:r>
+                        <w:rPr>
+                          <w:b/>
+                          <w:bCs/>
+                          <w:color w:val="FFC000"/>
+                          <w:lang w:bidi="ar-EG"/>
+                        </w:rPr>
+                        <w:t>Verified</w:t>
+                      </w:r>
+                      <w:r>
+                        <w:rPr>
+                          <w:b/>
+                          <w:bCs/>
+                          <w:lang w:bidi="ar-EG"/>
+                        </w:rPr>
+                        <w:t xml:space="preserve"> Specific important values</w:t>
+                      </w:r>
+                    </w:p>
+                  </w:txbxContent>
+                </v:textbox>
+                <w10:wrap anchorx="margin"/>
+              </v:shape>
+            </w:pict>
+          </mc:Fallback>
+        </mc:AlternateContent>
+      </w:r>
+      <w:r>
+        <w:rPr>
+          <w:rFonts w:asciiTheme="majorBidi" w:hAnsiTheme="majorBidi" w:cstheme="majorBidi"/>
+          <w:b/>
+          <w:bCs/>
+          <w:noProof/>
+          <w:sz w:val="20"/>
+          <w:szCs w:val="20"/>
+        </w:rPr>
+        <mc:AlternateContent>
+          <mc:Choice Requires="wps">
+            <w:drawing>
+              <wp:anchor distT="0" distB="0" distL="114300" distR="114300" simplePos="0" relativeHeight="251671552" behindDoc="0" locked="0" layoutInCell="1" allowOverlap="1" wp14:anchorId="2DFEE151" wp14:editId="3FF54E09">
+                <wp:simplePos x="0" y="0"/>
+                <wp:positionH relativeFrom="margin">
+                  <wp:posOffset>3272790</wp:posOffset>
+                </wp:positionH>
+                <wp:positionV relativeFrom="paragraph">
+                  <wp:posOffset>163637</wp:posOffset>
+                </wp:positionV>
+                <wp:extent cx="647700" cy="274320"/>
+                <wp:effectExtent l="0" t="0" r="0" b="0"/>
+                <wp:wrapNone/>
+                <wp:docPr id="1741837845" name="Text Box 2"/>
+                <wp:cNvGraphicFramePr/>
+                <a:graphic xmlns:a="http://schemas.openxmlformats.org/drawingml/2006/main">
+                  <a:graphicData uri="http://schemas.microsoft.com/office/word/2010/wordprocessingShape">
+                    <wps:wsp>
+                      <wps:cNvSpPr txBox="1"/>
+                      <wps:spPr>
+                        <a:xfrm>
+                          <a:off x="0" y="0"/>
+                          <a:ext cx="647700" cy="274320"/>
+                        </a:xfrm>
+                        <a:prstGeom prst="rect">
+                          <a:avLst/>
+                        </a:prstGeom>
+                        <a:noFill/>
+                        <a:ln w="6350">
+                          <a:noFill/>
+                        </a:ln>
+                      </wps:spPr>
+                      <wps:txbx>
+                        <w:txbxContent>
+                          <w:p>
+                            <w:pPr>
+                              <w:rPr>
+                                <w:b/>
+                                <w:bCs/>
+                                <w:lang w:bidi="ar-EG"/>
+                              </w:rPr>
+                            </w:pPr>
+                            <w:r>
+                              <w:rPr>
+                                <w:b/>
+                                <w:bCs/>
+                                <w:lang w:bidi="ar-EG"/>
+                              </w:rPr>
+                              <w:t>Output</w:t>
+                            </w:r>
+                          </w:p>
+                          <w:p>
+                            <w:pPr>
+                              <w:rPr>
+                                <w:b/>
+                                <w:bCs/>
+                                <w:lang w:bidi="ar-EG"/>
+                              </w:rPr>
+                            </w:pPr>
+                          </w:p>
+                        </w:txbxContent>
+                      </wps:txbx>
+                      <wps:bodyPr rot="0" spcFirstLastPara="0" vertOverflow="overflow" horzOverflow="overflow" vert="horz" wrap="square" lIns="91440" tIns="45720" rIns="91440" bIns="45720" numCol="1" spcCol="0" rtlCol="0" fromWordArt="0" anchor="t" anchorCtr="0" forceAA="0" compatLnSpc="1">
+                        <a:prstTxWarp prst="textNoShape">
+                          <a:avLst/>
+                        </a:prstTxWarp>
+                        <a:noAutofit/>
+                      </wps:bodyPr>
+                    </wps:wsp>
+                  </a:graphicData>
+                </a:graphic>
+                <wp14:sizeRelH relativeFrom="margin">
+                  <wp14:pctWidth>0</wp14:pctWidth>
+                </wp14:sizeRelH>
+                <wp14:sizeRelV relativeFrom="margin">
+                  <wp14:pctHeight>0</wp14:pctHeight>
+                </wp14:sizeRelV>
+              </wp:anchor>
+            </w:drawing>
+          </mc:Choice>
+          <mc:Fallback>
+            <w:pict>
+              <v:shape w14:anchorId="2DFEE151" id="_x0000_s1028" type="#_x0000_t202" style="position:absolute;left:0;text-align:left;margin-left:257.7pt;margin-top:12.9pt;width:51pt;height:21.6pt;z-index:251671552;visibility:visible;mso-wrap-style:square;mso-width-percent:0;mso-height-percent:0;mso-wrap-distance-left:9pt;mso-wrap-distance-top:0;mso-wrap-distance-right:9pt;mso-wrap-distance-bottom:0;mso-position-horizontal:absolute;mso-position-horizontal-relative:margin;mso-position-vertical:absolute;mso-position-vertical-relative:text;mso-width-percent:0;mso-height-percent:0;mso-width-relative:margin;mso-height-relative:margin;v-text-anchor:top" o:gfxdata="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" filled="f" stroked="f" strokeweight=".5pt">
+                <v:textbox>
+                  <w:txbxContent>
+                    <w:p>
+                      <w:pPr>
+                        <w:rPr>
+                          <w:b/>
+                          <w:bCs/>
+                          <w:lang w:bidi="ar-EG"/>
+                        </w:rPr>
+                      </w:pPr>
+                      <w:r>
+                        <w:rPr>
+                          <w:b/>
+                          <w:bCs/>
+                          <w:lang w:bidi="ar-EG"/>
+                        </w:rPr>
+                        <w:t>Output</w:t>
+                      </w:r>
+                    </w:p>
+                    <w:p>
+                      <w:pPr>
+                        <w:rPr>
+                          <w:b/>
+                          <w:bCs/>
+                          <w:lang w:bidi="ar-EG"/>
+                        </w:rPr>
+                      </w:pPr>
+                    </w:p>
+                  </w:txbxContent>
+                </v:textbox>
+                <w10:wrap anchorx="margin"/>
+              </v:shape>
+            </w:pict>
+          </mc:Fallback>
+        </mc:AlternateContent>
+      </w:r>
+      <w:r>
+        <w:rPr>
+          <w:rFonts w:asciiTheme="majorBidi" w:hAnsiTheme="majorBidi" w:cstheme="majorBidi"/>
+          <w:b/>
+          <w:bCs/>
+          <w:noProof/>
+          <w:sz w:val="20"/>
+          <w:szCs w:val="20"/>
+        </w:rPr>
+        <mc:AlternateContent>
+          <mc:Choice Requires="wps">
+            <w:drawing>
+              <wp:anchor distT="0" distB="0" distL="114300" distR="114300" simplePos="0" relativeHeight="251722752" behindDoc="0" locked="0" layoutInCell="1" allowOverlap="1" wp14:anchorId="0E209CB3" wp14:editId="4DFC0B85">
                 <wp:simplePos x="0" y="0"/>
                 <wp:positionH relativeFrom="margin">
                   <wp:posOffset>5174265</wp:posOffset>
@@ -566,15 +840,7 @@
                                 <w:bCs/>
                                 <w:lang w:bidi="ar-EG"/>
                               </w:rPr>
-                              <w:t xml:space="preserve">Specific </w:t>
-                            </w:r>
-                            <w:r>
-                              <w:rPr>
-                                <w:b/>
-                                <w:bCs/>
-                                <w:lang w:bidi="ar-EG"/>
-                              </w:rPr>
-                              <w:t>Input</w:t>
+                              <w:t>Specific Input</w:t>
                             </w:r>
                           </w:p>
                           <w:p>
@@ -608,7 +874,7 @@
           </mc:Choice>
           <mc:Fallback>
             <w:pict>
-              <v:shape w14:anchorId="0E209CB3" id="Text Box 2" o:spid="_x0000_s1027" type="#_x0000_t202" style="position:absolute;left:0;text-align:left;margin-left:407.4pt;margin-top:102.2pt;width:83.3pt;height:22.65pt;z-index:251722752;visibility:visible;mso-wrap-style:square;mso-width-percent:0;mso-height-percent:0;mso-wrap-distance-left:9pt;mso-wrap-distance-top:0;mso-wrap-distance-right:9pt;mso-wrap-distance-bottom:0;mso-position-horizontal:absolute;mso-position-horizontal-relative:margin;mso-position-vertical:absolute;mso-position-vertical-relative:text;mso-width-percent:0;mso-height-percent:0;mso-width-relative:margin;mso-height-relative:margin;v-text-anchor:top" o:gfxdata="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" filled="f" stroked="f" strokeweight=".5pt">
+              <v:shape w14:anchorId="0E209CB3" id="_x0000_s1029" type="#_x0000_t202" style="position:absolute;left:0;text-align:left;margin-left:407.4pt;margin-top:102.2pt;width:83.3pt;height:22.65pt;z-index:251722752;visibility:visible;mso-wrap-style:square;mso-width-percent:0;mso-height-percent:0;mso-wrap-distance-left:9pt;mso-wrap-distance-top:0;mso-wrap-distance-right:9pt;mso-wrap-distance-bottom:0;mso-position-horizontal:absolute;mso-position-horizontal-relative:margin;mso-position-vertical:absolute;mso-position-vertical-relative:text;mso-width-percent:0;mso-height-percent:0;mso-width-relative:margin;mso-height-relative:margin;v-text-anchor:top" o:gfxdata="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" filled="f" stroked="f" strokeweight=".5pt">
                 <v:textbox>
                   <w:txbxContent>
                     <w:p>
@@ -625,15 +891,7 @@
                           <w:bCs/>
                           <w:lang w:bidi="ar-EG"/>
                         </w:rPr>
-                        <w:t xml:space="preserve">Specific </w:t>
-                      </w:r>
-                      <w:r>
-                        <w:rPr>
-                          <w:b/>
-                          <w:bCs/>
-                          <w:lang w:bidi="ar-EG"/>
-                        </w:rPr>
-                        <w:t>Input</w:t>
+                        <w:t>Specific Input</w:t>
                       </w:r>
                     </w:p>
                     <w:p>
@@ -644,167 +902,6 @@
                           <w:lang w:bidi="ar-EG"/>
                         </w:rPr>
                       </w:pPr>
-                    </w:p>
-                  </w:txbxContent>
-                </v:textbox>
-                <w10:wrap anchorx="margin"/>
-              </v:shape>
-            </w:pict>
-          </mc:Fallback>
-        </mc:AlternateContent>
-      </w:r>
-      <w:r>
-        <w:rPr>
-          <w:rFonts w:asciiTheme="majorBidi" w:hAnsiTheme="majorBidi" w:cstheme="majorBidi"/>
-          <w:b/>
-          <w:bCs/>
-          <w:noProof/>
-          <w:sz w:val="20"/>
-          <w:szCs w:val="20"/>
-        </w:rPr>
-        <mc:AlternateContent>
-          <mc:Choice Requires="wps">
-            <w:drawing>
-              <wp:anchor distT="0" distB="0" distL="114300" distR="114300" simplePos="0" relativeHeight="251681792" behindDoc="0" locked="0" layoutInCell="1" allowOverlap="1" wp14:anchorId="0DB90FE5" wp14:editId="509BE5BB">
-                <wp:simplePos x="0" y="0"/>
-                <wp:positionH relativeFrom="margin">
-                  <wp:posOffset>6098997</wp:posOffset>
-                </wp:positionH>
-                <wp:positionV relativeFrom="paragraph">
-                  <wp:posOffset>578577</wp:posOffset>
-                </wp:positionV>
-                <wp:extent cx="1551305" cy="708917"/>
-                <wp:effectExtent l="0" t="0" r="0" b="0"/>
-                <wp:wrapNone/>
-                <wp:docPr id="1647406733" name="Text Box 2"/>
-                <wp:cNvGraphicFramePr/>
-                <a:graphic xmlns:a="http://schemas.openxmlformats.org/drawingml/2006/main">
-                  <a:graphicData uri="http://schemas.microsoft.com/office/word/2010/wordprocessingShape">
-                    <wps:wsp>
-                      <wps:cNvSpPr txBox="1"/>
-                      <wps:spPr>
-                        <a:xfrm>
-                          <a:off x="0" y="0"/>
-                          <a:ext cx="1551305" cy="708917"/>
-                        </a:xfrm>
-                        <a:prstGeom prst="rect">
-                          <a:avLst/>
-                        </a:prstGeom>
-                        <a:noFill/>
-                        <a:ln w="6350">
-                          <a:noFill/>
-                        </a:ln>
-                      </wps:spPr>
-                      <wps:txbx>
-                        <w:txbxContent>
-                          <w:p>
-                            <w:pPr>
-                              <w:rPr>
-                                <w:b/>
-                                <w:bCs/>
-                                <w:lang w:bidi="ar-EG"/>
-                              </w:rPr>
-                            </w:pPr>
-                            <w:r>
-                              <w:rPr>
-                                <w:b/>
-                                <w:bCs/>
-                                <w:lang w:bidi="ar-EG"/>
-                              </w:rPr>
-                              <w:t xml:space="preserve">Confidence, </w:t>
-                            </w:r>
-                            <w:r>
-                              <w:rPr>
-                                <w:b/>
-                                <w:bCs/>
-                                <w:color w:val="FFC000"/>
-                                <w:lang w:bidi="ar-EG"/>
-                              </w:rPr>
-                              <w:t>Verified</w:t>
-                            </w:r>
-                            <w:r>
-                              <w:rPr>
-                                <w:b/>
-                                <w:bCs/>
-                                <w:lang w:bidi="ar-EG"/>
-                              </w:rPr>
-                              <w:t xml:space="preserve"> </w:t>
-                            </w:r>
-                            <w:r>
-                              <w:rPr>
-                                <w:b/>
-                                <w:bCs/>
-                                <w:lang w:bidi="ar-EG"/>
-                              </w:rPr>
-                              <w:t>Specific important values</w:t>
-                            </w:r>
-                          </w:p>
-                        </w:txbxContent>
-                      </wps:txbx>
-                      <wps:bodyPr rot="0" spcFirstLastPara="0" vertOverflow="overflow" horzOverflow="overflow" vert="horz" wrap="square" lIns="91440" tIns="45720" rIns="91440" bIns="45720" numCol="1" spcCol="0" rtlCol="0" fromWordArt="0" anchor="t" anchorCtr="0" forceAA="0" compatLnSpc="1">
-                        <a:prstTxWarp prst="textNoShape">
-                          <a:avLst/>
-                        </a:prstTxWarp>
-                        <a:noAutofit/>
-                      </wps:bodyPr>
-                    </wps:wsp>
-                  </a:graphicData>
-                </a:graphic>
-                <wp14:sizeRelH relativeFrom="margin">
-                  <wp14:pctWidth>0</wp14:pctWidth>
-                </wp14:sizeRelH>
-                <wp14:sizeRelV relativeFrom="margin">
-                  <wp14:pctHeight>0</wp14:pctHeight>
-                </wp14:sizeRelV>
-              </wp:anchor>
-            </w:drawing>
-          </mc:Choice>
-          <mc:Fallback>
-            <w:pict>
-              <v:shape w14:anchorId="0DB90FE5" id="_x0000_s1028" type="#_x0000_t202" style="position:absolute;left:0;text-align:left;margin-left:480.25pt;margin-top:45.55pt;width:122.15pt;height:55.8pt;z-index:251681792;visibility:visible;mso-wrap-style:square;mso-width-percent:0;mso-height-percent:0;mso-wrap-distance-left:9pt;mso-wrap-distance-top:0;mso-wrap-distance-right:9pt;mso-wrap-distance-bottom:0;mso-position-horizontal:absolute;mso-position-horizontal-relative:margin;mso-position-vertical:absolute;mso-position-vertical-relative:text;mso-width-percent:0;mso-height-percent:0;mso-width-relative:margin;mso-height-relative:margin;v-text-anchor:top" o:gfxdata="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" filled="f" stroked="f" strokeweight=".5pt">
-                <v:textbox>
-                  <w:txbxContent>
-                    <w:p>
-                      <w:pPr>
-                        <w:rPr>
-                          <w:b/>
-                          <w:bCs/>
-                          <w:lang w:bidi="ar-EG"/>
-                        </w:rPr>
-                      </w:pPr>
-                      <w:r>
-                        <w:rPr>
-                          <w:b/>
-                          <w:bCs/>
-                          <w:lang w:bidi="ar-EG"/>
-                        </w:rPr>
-                        <w:t xml:space="preserve">Confidence, </w:t>
-                      </w:r>
-                      <w:r>
-                        <w:rPr>
-                          <w:b/>
-                          <w:bCs/>
-                          <w:color w:val="FFC000"/>
-                          <w:lang w:bidi="ar-EG"/>
-                        </w:rPr>
-                        <w:t>Verified</w:t>
-                      </w:r>
-                      <w:r>
-                        <w:rPr>
-                          <w:b/>
-                          <w:bCs/>
-                          <w:lang w:bidi="ar-EG"/>
-                        </w:rPr>
-                        <w:t xml:space="preserve"> </w:t>
-                      </w:r>
-                      <w:r>
-                        <w:rPr>
-                          <w:b/>
-                          <w:bCs/>
-                          <w:lang w:bidi="ar-EG"/>
-                        </w:rPr>
-                        <w:t>Specific important values</w:t>
-                      </w:r>
                     </w:p>
                   </w:txbxContent>
                 </v:textbox>
@@ -897,7 +994,7 @@
           </mc:Choice>
           <mc:Fallback>
             <w:pict>
-              <v:shape w14:anchorId="74764CB2" id="_x0000_s1029" type="#_x0000_t202" style="position:absolute;left:0;text-align:left;margin-left:235.9pt;margin-top:43.95pt;width:108.4pt;height:55pt;z-index:251667456;visibility:visible;mso-wrap-style:square;mso-width-percent:0;mso-height-percent:0;mso-wrap-distance-left:9pt;mso-wrap-distance-top:0;mso-wrap-distance-right:9pt;mso-wrap-distance-bottom:0;mso-position-horizontal:absolute;mso-position-horizontal-relative:margin;mso-position-vertical:absolute;mso-position-vertical-relative:text;mso-width-percent:0;mso-height-percent:0;mso-width-relative:margin;mso-height-relative:margin;v-text-anchor:top" o:gfxdata="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" filled="f" stroked="f" strokeweight=".5pt">
+              <v:shape w14:anchorId="74764CB2" id="_x0000_s1030" type="#_x0000_t202" style="position:absolute;left:0;text-align:left;margin-left:235.9pt;margin-top:43.95pt;width:108.4pt;height:55pt;z-index:251667456;visibility:visible;mso-wrap-style:square;mso-width-percent:0;mso-height-percent:0;mso-wrap-distance-left:9pt;mso-wrap-distance-top:0;mso-wrap-distance-right:9pt;mso-wrap-distance-bottom:0;mso-position-horizontal:absolute;mso-position-horizontal-relative:margin;mso-position-vertical:absolute;mso-position-vertical-relative:text;mso-width-percent:0;mso-height-percent:0;mso-width-relative:margin;mso-height-relative:margin;v-text-anchor:top" o:gfxdata="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" filled="f" stroked="f" strokeweight=".5pt">
                 <v:textbox>
                   <w:txbxContent>
                     <w:p>
@@ -1008,7 +1105,7 @@
           </mc:Choice>
           <mc:Fallback>
             <w:pict>
-              <v:shape w14:anchorId="095D9201" id="_x0000_s1030" type="#_x0000_t202" style="position:absolute;left:0;text-align:left;margin-left:653.5pt;margin-top:470.9pt;width:112.35pt;height:42.05pt;z-index:251795456;visibility:visible;mso-wrap-style:square;mso-width-percent:0;mso-height-percent:0;mso-wrap-distance-left:9pt;mso-wrap-distance-top:0;mso-wrap-distance-right:9pt;mso-wrap-distance-bottom:0;mso-position-horizontal:absolute;mso-position-horizontal-relative:page;mso-position-vertical:absolute;mso-position-vertical-relative:text;mso-width-percent:0;mso-height-percent:0;mso-width-relative:margin;mso-height-relative:margin;v-text-anchor:top" o:gfxdata="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" filled="f" stroked="f" strokeweight=".5pt">
+              <v:shape w14:anchorId="095D9201" id="_x0000_s1031" type="#_x0000_t202" style="position:absolute;left:0;text-align:left;margin-left:653.5pt;margin-top:470.9pt;width:112.35pt;height:42.05pt;z-index:251795456;visibility:visible;mso-wrap-style:square;mso-width-percent:0;mso-height-percent:0;mso-wrap-distance-left:9pt;mso-wrap-distance-top:0;mso-wrap-distance-right:9pt;mso-wrap-distance-bottom:0;mso-position-horizontal:absolute;mso-position-horizontal-relative:page;mso-position-vertical:absolute;mso-position-vertical-relative:text;mso-width-percent:0;mso-height-percent:0;mso-width-relative:margin;mso-height-relative:margin;v-text-anchor:top" o:gfxdata="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" filled="f" stroked="f" strokeweight=".5pt">
                 <v:textbox>
                   <w:txbxContent>
                     <w:p>
@@ -1128,7 +1225,7 @@
           </mc:Choice>
           <mc:Fallback>
             <w:pict>
-              <v:shape w14:anchorId="1D3DBFD1" id="_x0000_s1031" type="#_x0000_t202" style="position:absolute;left:0;text-align:left;margin-left:625.7pt;margin-top:441.8pt;width:54.9pt;height:25.1pt;z-index:251793408;visibility:visible;mso-wrap-style:square;mso-width-percent:0;mso-height-percent:0;mso-wrap-distance-left:9pt;mso-wrap-distance-top:0;mso-wrap-distance-right:9pt;mso-wrap-distance-bottom:0;mso-position-horizontal:absolute;mso-position-horizontal-relative:margin;mso-position-vertical:absolute;mso-position-vertical-relative:text;mso-width-percent:0;mso-height-percent:0;mso-width-relative:margin;mso-height-relative:margin;v-text-anchor:top" o:gfxdata="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" filled="f" stroked="f" strokeweight=".5pt">
+              <v:shape w14:anchorId="1D3DBFD1" id="_x0000_s1032" type="#_x0000_t202" style="position:absolute;left:0;text-align:left;margin-left:625.7pt;margin-top:441.8pt;width:54.9pt;height:25.1pt;z-index:251793408;visibility:visible;mso-wrap-style:square;mso-width-percent:0;mso-height-percent:0;mso-wrap-distance-left:9pt;mso-wrap-distance-top:0;mso-wrap-distance-right:9pt;mso-wrap-distance-bottom:0;mso-position-horizontal:absolute;mso-position-horizontal-relative:margin;mso-position-vertical:absolute;mso-position-vertical-relative:text;mso-width-percent:0;mso-height-percent:0;mso-width-relative:margin;mso-height-relative:margin;v-text-anchor:top" o:gfxdata="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" filled="f" stroked="f" strokeweight=".5pt">
                 <v:textbox>
                   <w:txbxContent>
                     <w:p>
@@ -1257,7 +1354,7 @@
           </mc:Choice>
           <mc:Fallback>
             <w:pict>
-              <v:shape w14:anchorId="3D9AF131" id="_x0000_s1032" type="#_x0000_t202" style="position:absolute;left:0;text-align:left;margin-left:623.45pt;margin-top:170.15pt;width:54.9pt;height:25.1pt;z-index:251714560;visibility:visible;mso-wrap-style:square;mso-width-percent:0;mso-height-percent:0;mso-wrap-distance-left:9pt;mso-wrap-distance-top:0;mso-wrap-distance-right:9pt;mso-wrap-distance-bottom:0;mso-position-horizontal:absolute;mso-position-horizontal-relative:margin;mso-position-vertical:absolute;mso-position-vertical-relative:text;mso-width-percent:0;mso-height-percent:0;mso-width-relative:margin;mso-height-relative:margin;v-text-anchor:top" o:gfxdata="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" filled="f" stroked="f" strokeweight=".5pt">
+              <v:shape w14:anchorId="3D9AF131" id="_x0000_s1033" type="#_x0000_t202" style="position:absolute;left:0;text-align:left;margin-left:623.45pt;margin-top:170.15pt;width:54.9pt;height:25.1pt;z-index:251714560;visibility:visible;mso-wrap-style:square;mso-width-percent:0;mso-height-percent:0;mso-wrap-distance-left:9pt;mso-wrap-distance-top:0;mso-wrap-distance-right:9pt;mso-wrap-distance-bottom:0;mso-position-horizontal:absolute;mso-position-horizontal-relative:margin;mso-position-vertical:absolute;mso-position-vertical-relative:text;mso-width-percent:0;mso-height-percent:0;mso-width-relative:margin;mso-height-relative:margin;v-text-anchor:top" o:gfxdata="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" filled="f" stroked="f" strokeweight=".5pt">
                 <v:textbox>
                   <w:txbxContent>
                     <w:p>
@@ -1474,7 +1571,7 @@
           </mc:Choice>
           <mc:Fallback>
             <w:pict>
-              <v:shape w14:anchorId="4D452C27" id="Text Box 5" o:spid="_x0000_s1033" type="#_x0000_t202" style="position:absolute;left:0;text-align:left;margin-left:623.45pt;margin-top:382.1pt;width:117.3pt;height:44.45pt;z-index:251789312;visibility:visible;mso-wrap-style:square;mso-width-percent:0;mso-height-percent:0;mso-wrap-distance-left:9pt;mso-wrap-distance-top:0;mso-wrap-distance-right:9pt;mso-wrap-distance-bottom:0;mso-position-horizontal:absolute;mso-position-horizontal-relative:margin;mso-position-vertical:absolute;mso-position-vertical-relative:text;mso-width-percent:0;mso-height-percent:0;mso-width-relative:margin;mso-height-relative:margin;v-text-anchor:top" o:gfxdata="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" filled="f" stroked="f" strokeweight=".5pt">
+              <v:shape w14:anchorId="4D452C27" id="Text Box 5" o:spid="_x0000_s1034" type="#_x0000_t202" style="position:absolute;left:0;text-align:left;margin-left:623.45pt;margin-top:382.1pt;width:117.3pt;height:44.45pt;z-index:251789312;visibility:visible;mso-wrap-style:square;mso-width-percent:0;mso-height-percent:0;mso-wrap-distance-left:9pt;mso-wrap-distance-top:0;mso-wrap-distance-right:9pt;mso-wrap-distance-bottom:0;mso-position-horizontal:absolute;mso-position-horizontal-relative:margin;mso-position-vertical:absolute;mso-position-vertical-relative:text;mso-width-percent:0;mso-height-percent:0;mso-width-relative:margin;mso-height-relative:margin;v-text-anchor:top" o:gfxdata="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" filled="f" stroked="f" strokeweight=".5pt">
                 <v:textbox>
                   <w:txbxContent>
                     <w:p>
@@ -1757,7 +1854,7 @@
           </mc:Choice>
           <mc:Fallback>
             <w:pict>
-              <v:shape w14:anchorId="4605CB93" id="_x0000_s1034" type="#_x0000_t202" style="position:absolute;left:0;text-align:left;margin-left:687.95pt;margin-top:307.65pt;width:61.75pt;height:61.5pt;z-index:251692032;visibility:visible;mso-wrap-style:square;mso-width-percent:0;mso-height-percent:0;mso-wrap-distance-left:9pt;mso-wrap-distance-top:0;mso-wrap-distance-right:9pt;mso-wrap-distance-bottom:0;mso-position-horizontal:absolute;mso-position-horizontal-relative:margin;mso-position-vertical:absolute;mso-position-vertical-relative:text;mso-width-percent:0;mso-height-percent:0;mso-width-relative:margin;mso-height-relative:margin;v-text-anchor:top" o:gfxdata="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" filled="f" stroked="f" strokeweight=".5pt">
+              <v:shape w14:anchorId="4605CB93" id="_x0000_s1035" type="#_x0000_t202" style="position:absolute;left:0;text-align:left;margin-left:687.95pt;margin-top:307.65pt;width:61.75pt;height:61.5pt;z-index:251692032;visibility:visible;mso-wrap-style:square;mso-width-percent:0;mso-height-percent:0;mso-wrap-distance-left:9pt;mso-wrap-distance-top:0;mso-wrap-distance-right:9pt;mso-wrap-distance-bottom:0;mso-position-horizontal:absolute;mso-position-horizontal-relative:margin;mso-position-vertical:absolute;mso-position-vertical-relative:text;mso-width-percent:0;mso-height-percent:0;mso-width-relative:margin;mso-height-relative:margin;v-text-anchor:top" o:gfxdata="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" filled="f" stroked="f" strokeweight=".5pt">
                 <v:textbox>
                   <w:txbxContent>
                     <w:p>
@@ -1883,7 +1980,7 @@
           </mc:Choice>
           <mc:Fallback>
             <w:pict>
-              <v:shape w14:anchorId="5147FDF9" id="_x0000_s1035" type="#_x0000_t202" style="position:absolute;left:0;text-align:left;margin-left:628.9pt;margin-top:326.95pt;width:48.5pt;height:25.1pt;z-index:251785216;visibility:visible;mso-wrap-style:square;mso-width-percent:0;mso-height-percent:0;mso-wrap-distance-left:9pt;mso-wrap-distance-top:0;mso-wrap-distance-right:9pt;mso-wrap-distance-bottom:0;mso-position-horizontal:absolute;mso-position-horizontal-relative:margin;mso-position-vertical:absolute;mso-position-vertical-relative:text;mso-width-percent:0;mso-height-percent:0;mso-width-relative:margin;mso-height-relative:margin;v-text-anchor:top" o:gfxdata="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" filled="f" stroked="f" strokeweight=".5pt">
+              <v:shape w14:anchorId="5147FDF9" id="_x0000_s1036" type="#_x0000_t202" style="position:absolute;left:0;text-align:left;margin-left:628.9pt;margin-top:326.95pt;width:48.5pt;height:25.1pt;z-index:251785216;visibility:visible;mso-wrap-style:square;mso-width-percent:0;mso-height-percent:0;mso-wrap-distance-left:9pt;mso-wrap-distance-top:0;mso-wrap-distance-right:9pt;mso-wrap-distance-bottom:0;mso-position-horizontal:absolute;mso-position-horizontal-relative:margin;mso-position-vertical:absolute;mso-position-vertical-relative:text;mso-width-percent:0;mso-height-percent:0;mso-width-relative:margin;mso-height-relative:margin;v-text-anchor:top" o:gfxdata="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" filled="f" stroked="f" strokeweight=".5pt">
                 <v:textbox>
                   <w:txbxContent>
                     <w:p>
@@ -2020,7 +2117,7 @@
           </mc:Choice>
           <mc:Fallback>
             <w:pict>
-              <v:shape w14:anchorId="05E56139" id="_x0000_s1036" type="#_x0000_t202" style="position:absolute;left:0;text-align:left;margin-left:22.9pt;margin-top:58.45pt;width:74.1pt;height:38pt;z-index:251706368;visibility:visible;mso-wrap-style:square;mso-width-percent:0;mso-height-percent:0;mso-wrap-distance-left:9pt;mso-wrap-distance-top:0;mso-wrap-distance-right:9pt;mso-wrap-distance-bottom:0;mso-position-horizontal:right;mso-position-horizontal-relative:page;mso-position-vertical:absolute;mso-position-vertical-relative:text;mso-width-percent:0;mso-height-percent:0;mso-width-relative:margin;mso-height-relative:margin;v-text-anchor:top" o:gfxdata="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" filled="f" stroked="f" strokeweight=".5pt">
+              <v:shape w14:anchorId="05E56139" id="_x0000_s1037" type="#_x0000_t202" style="position:absolute;left:0;text-align:left;margin-left:22.9pt;margin-top:58.45pt;width:74.1pt;height:38pt;z-index:251706368;visibility:visible;mso-wrap-style:square;mso-width-percent:0;mso-height-percent:0;mso-wrap-distance-left:9pt;mso-wrap-distance-top:0;mso-wrap-distance-right:9pt;mso-wrap-distance-bottom:0;mso-position-horizontal:right;mso-position-horizontal-relative:page;mso-position-vertical:absolute;mso-position-vertical-relative:text;mso-width-percent:0;mso-height-percent:0;mso-width-relative:margin;mso-height-relative:margin;v-text-anchor:top" o:gfxdata="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" filled="f" stroked="f" strokeweight=".5pt">
                 <v:textbox>
                   <w:txbxContent>
                     <w:p>
@@ -2229,29 +2326,7 @@
                                 <w:sz w:val="32"/>
                                 <w:szCs w:val="32"/>
                               </w:rPr>
-                              <w:t>[</w:t>
-                            </w:r>
-                            <w:r>
-                              <w:rPr>
-                                <w:rFonts w:asciiTheme="majorBidi" w:hAnsiTheme="majorBidi" w:cstheme="majorBidi"/>
-                                <w:b/>
-                                <w:bCs/>
-                                <w:color w:val="C00000"/>
-                                <w:sz w:val="32"/>
-                                <w:szCs w:val="32"/>
-                              </w:rPr>
-                              <w:t xml:space="preserve">Chat Bot </w:t>
-                            </w:r>
-                            <w:r>
-                              <w:rPr>
-                                <w:rFonts w:asciiTheme="majorBidi" w:hAnsiTheme="majorBidi" w:cstheme="majorBidi"/>
-                                <w:b/>
-                                <w:bCs/>
-                                <w:color w:val="C00000"/>
-                                <w:sz w:val="32"/>
-                                <w:szCs w:val="32"/>
-                              </w:rPr>
-                              <w:t>Model]</w:t>
+                              <w:t>[Chat Bot Model]</w:t>
                             </w:r>
                           </w:p>
                           <w:p>
@@ -2297,7 +2372,7 @@
           </mc:Choice>
           <mc:Fallback>
             <w:pict>
-              <v:shape w14:anchorId="3BDB6B88" id="_x0000_s1037" type="#_x0000_t202" style="position:absolute;left:0;text-align:left;margin-left:646.2pt;margin-top:247.65pt;width:119.75pt;height:72.8pt;z-index:251781120;visibility:visible;mso-wrap-style:square;mso-width-percent:0;mso-height-percent:0;mso-wrap-distance-left:9pt;mso-wrap-distance-top:0;mso-wrap-distance-right:9pt;mso-wrap-distance-bottom:0;mso-position-horizontal:absolute;mso-position-horizontal-relative:page;mso-position-vertical:absolute;mso-position-vertical-relative:text;mso-width-percent:0;mso-height-percent:0;mso-width-relative:margin;mso-height-relative:margin;v-text-anchor:top" o:gfxdata="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" filled="f" stroked="f" strokeweight=".5pt">
+              <v:shape w14:anchorId="3BDB6B88" id="_x0000_s1038" type="#_x0000_t202" style="position:absolute;left:0;text-align:left;margin-left:646.2pt;margin-top:247.65pt;width:119.75pt;height:72.8pt;z-index:251781120;visibility:visible;mso-wrap-style:square;mso-width-percent:0;mso-height-percent:0;mso-wrap-distance-left:9pt;mso-wrap-distance-top:0;mso-wrap-distance-right:9pt;mso-wrap-distance-bottom:0;mso-position-horizontal:absolute;mso-position-horizontal-relative:page;mso-position-vertical:absolute;mso-position-vertical-relative:text;mso-width-percent:0;mso-height-percent:0;mso-width-relative:margin;mso-height-relative:margin;v-text-anchor:top" o:gfxdata="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" filled="f" stroked="f" strokeweight=".5pt">
                 <v:textbox>
                   <w:txbxContent>
                     <w:p>
@@ -2339,29 +2414,7 @@
                           <w:sz w:val="32"/>
                           <w:szCs w:val="32"/>
                         </w:rPr>
-                        <w:t>[</w:t>
-                      </w:r>
-                      <w:r>
-                        <w:rPr>
-                          <w:rFonts w:asciiTheme="majorBidi" w:hAnsiTheme="majorBidi" w:cstheme="majorBidi"/>
-                          <w:b/>
-                          <w:bCs/>
-                          <w:color w:val="C00000"/>
-                          <w:sz w:val="32"/>
-                          <w:szCs w:val="32"/>
-                        </w:rPr>
-                        <w:t xml:space="preserve">Chat Bot </w:t>
-                      </w:r>
-                      <w:r>
-                        <w:rPr>
-                          <w:rFonts w:asciiTheme="majorBidi" w:hAnsiTheme="majorBidi" w:cstheme="majorBidi"/>
-                          <w:b/>
-                          <w:bCs/>
-                          <w:color w:val="C00000"/>
-                          <w:sz w:val="32"/>
-                          <w:szCs w:val="32"/>
-                        </w:rPr>
-                        <w:t>Model]</w:t>
+                        <w:t>[Chat Bot Model]</w:t>
                       </w:r>
                     </w:p>
                     <w:p>
@@ -2485,7 +2538,7 @@
           </mc:Choice>
           <mc:Fallback>
             <w:pict>
-              <v:shape w14:anchorId="5FD75AC8" id="_x0000_s1038" type="#_x0000_t202" style="position:absolute;left:0;text-align:left;margin-left:653.65pt;margin-top:196.05pt;width:112.35pt;height:42.05pt;z-index:251716608;visibility:visible;mso-wrap-style:square;mso-width-percent:0;mso-height-percent:0;mso-wrap-distance-left:9pt;mso-wrap-distance-top:0;mso-wrap-distance-right:9pt;mso-wrap-distance-bottom:0;mso-position-horizontal:absolute;mso-position-horizontal-relative:page;mso-position-vertical:absolute;mso-position-vertical-relative:text;mso-width-percent:0;mso-height-percent:0;mso-width-relative:margin;mso-height-relative:margin;v-text-anchor:top" o:gfxdata="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" filled="f" stroked="f" strokeweight=".5pt">
+              <v:shape w14:anchorId="5FD75AC8" id="_x0000_s1039" type="#_x0000_t202" style="position:absolute;left:0;text-align:left;margin-left:653.65pt;margin-top:196.05pt;width:112.35pt;height:42.05pt;z-index:251716608;visibility:visible;mso-wrap-style:square;mso-width-percent:0;mso-height-percent:0;mso-wrap-distance-left:9pt;mso-wrap-distance-top:0;mso-wrap-distance-right:9pt;mso-wrap-distance-bottom:0;mso-position-horizontal:absolute;mso-position-horizontal-relative:page;mso-position-vertical:absolute;mso-position-vertical-relative:text;mso-width-percent:0;mso-height-percent:0;mso-width-relative:margin;mso-height-relative:margin;v-text-anchor:top" o:gfxdata="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" filled="f" stroked="f" strokeweight=".5pt">
                 <v:textbox>
                   <w:txbxContent>
                     <w:p>
@@ -2775,7 +2828,7 @@
           </mc:Choice>
           <mc:Fallback>
             <w:pict>
-              <v:shape w14:anchorId="32BD0EAA" id="_x0000_s1039" type="#_x0000_t202" style="position:absolute;left:0;text-align:left;margin-left:624.35pt;margin-top:64.1pt;width:48.5pt;height:25.1pt;z-index:251702272;visibility:visible;mso-wrap-style:square;mso-width-percent:0;mso-height-percent:0;mso-wrap-distance-left:9pt;mso-wrap-distance-top:0;mso-wrap-distance-right:9pt;mso-wrap-distance-bottom:0;mso-position-horizontal:absolute;mso-position-horizontal-relative:margin;mso-position-vertical:absolute;mso-position-vertical-relative:text;mso-width-percent:0;mso-height-percent:0;mso-width-relative:margin;mso-height-relative:margin;v-text-anchor:top" o:gfxdata="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" filled="f" stroked="f" strokeweight=".5pt">
+              <v:shape w14:anchorId="32BD0EAA" id="_x0000_s1040" type="#_x0000_t202" style="position:absolute;left:0;text-align:left;margin-left:624.35pt;margin-top:64.1pt;width:48.5pt;height:25.1pt;z-index:251702272;visibility:visible;mso-wrap-style:square;mso-width-percent:0;mso-height-percent:0;mso-wrap-distance-left:9pt;mso-wrap-distance-top:0;mso-wrap-distance-right:9pt;mso-wrap-distance-bottom:0;mso-position-horizontal:absolute;mso-position-horizontal-relative:margin;mso-position-vertical:absolute;mso-position-vertical-relative:text;mso-width-percent:0;mso-height-percent:0;mso-width-relative:margin;mso-height-relative:margin;v-text-anchor:top" o:gfxdata="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" filled="f" stroked="f" strokeweight=".5pt">
                 <v:textbox>
                   <w:txbxContent>
                     <w:p>
@@ -2873,16 +2926,7 @@
                                 <w:bCs/>
                                 <w:color w:val="002060"/>
                               </w:rPr>
-                              <w:t xml:space="preserve">OCR </w:t>
-                            </w:r>
-                            <w:r>
-                              <w:rPr>
-                                <w:rFonts w:asciiTheme="majorBidi" w:hAnsiTheme="majorBidi" w:cstheme="majorBidi"/>
-                                <w:b/>
-                                <w:bCs/>
-                                <w:color w:val="002060"/>
-                              </w:rPr>
-                              <w:t>Product Ingredients Images</w:t>
+                              <w:t>OCR Product Ingredients Images</w:t>
                             </w:r>
                           </w:p>
                         </w:txbxContent>
@@ -2907,7 +2951,7 @@
           </mc:Choice>
           <mc:Fallback>
             <w:pict>
-              <v:shape w14:anchorId="13F30BBF" id="_x0000_s1040" type="#_x0000_t202" style="position:absolute;left:0;text-align:left;margin-left:79pt;margin-top:103.8pt;width:130.2pt;height:44.45pt;z-index:251710464;visibility:visible;mso-wrap-style:square;mso-width-percent:0;mso-height-percent:0;mso-wrap-distance-left:9pt;mso-wrap-distance-top:0;mso-wrap-distance-right:9pt;mso-wrap-distance-bottom:0;mso-position-horizontal:right;mso-position-horizontal-relative:margin;mso-position-vertical:absolute;mso-position-vertical-relative:text;mso-width-percent:0;mso-height-percent:0;mso-width-relative:margin;mso-height-relative:margin;v-text-anchor:top" o:gfxdata="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" filled="f" stroked="f" strokeweight=".5pt">
+              <v:shape w14:anchorId="13F30BBF" id="_x0000_s1041" type="#_x0000_t202" style="position:absolute;left:0;text-align:left;margin-left:79pt;margin-top:103.8pt;width:130.2pt;height:44.45pt;z-index:251710464;visibility:visible;mso-wrap-style:square;mso-width-percent:0;mso-height-percent:0;mso-wrap-distance-left:9pt;mso-wrap-distance-top:0;mso-wrap-distance-right:9pt;mso-wrap-distance-bottom:0;mso-position-horizontal:right;mso-position-horizontal-relative:margin;mso-position-vertical:absolute;mso-position-vertical-relative:text;mso-width-percent:0;mso-height-percent:0;mso-width-relative:margin;mso-height-relative:margin;v-text-anchor:top" o:gfxdata="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" filled="f" stroked="f" strokeweight=".5pt">
                 <v:textbox>
                   <w:txbxContent>
                     <w:p>
@@ -2926,16 +2970,7 @@
                           <w:bCs/>
                           <w:color w:val="002060"/>
                         </w:rPr>
-                        <w:t xml:space="preserve">OCR </w:t>
-                      </w:r>
-                      <w:r>
-                        <w:rPr>
-                          <w:rFonts w:asciiTheme="majorBidi" w:hAnsiTheme="majorBidi" w:cstheme="majorBidi"/>
-                          <w:b/>
-                          <w:bCs/>
-                          <w:color w:val="002060"/>
-                        </w:rPr>
-                        <w:t>Product Ingredients Images</w:t>
+                        <w:t>OCR Product Ingredients Images</w:t>
                       </w:r>
                     </w:p>
                   </w:txbxContent>
@@ -3110,7 +3145,7 @@
           </mc:Choice>
           <mc:Fallback>
             <w:pict>
-              <v:shape w14:anchorId="73B1304C" id="_x0000_s1041" type="#_x0000_t202" style="position:absolute;left:0;text-align:left;margin-left:0;margin-top:476.6pt;width:51pt;height:21.6pt;z-index:251777024;visibility:visible;mso-wrap-style:square;mso-width-percent:0;mso-height-percent:0;mso-wrap-distance-left:9pt;mso-wrap-distance-top:0;mso-wrap-distance-right:9pt;mso-wrap-distance-bottom:0;mso-position-horizontal:center;mso-position-horizontal-relative:margin;mso-position-vertical:absolute;mso-position-vertical-relative:text;mso-width-percent:0;mso-height-percent:0;mso-width-relative:margin;mso-height-relative:margin;v-text-anchor:top" o:gfxdata="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" filled="f" stroked="f" strokeweight=".5pt">
+              <v:shape w14:anchorId="73B1304C" id="_x0000_s1042" type="#_x0000_t202" style="position:absolute;left:0;text-align:left;margin-left:0;margin-top:476.6pt;width:51pt;height:21.6pt;z-index:251777024;visibility:visible;mso-wrap-style:square;mso-width-percent:0;mso-height-percent:0;mso-wrap-distance-left:9pt;mso-wrap-distance-top:0;mso-wrap-distance-right:9pt;mso-wrap-distance-bottom:0;mso-position-horizontal:center;mso-position-horizontal-relative:margin;mso-position-vertical:absolute;mso-position-vertical-relative:text;mso-width-percent:0;mso-height-percent:0;mso-width-relative:margin;mso-height-relative:margin;v-text-anchor:top" o:gfxdata="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" filled="f" stroked="f" strokeweight=".5pt">
                 <v:textbox>
                   <w:txbxContent>
                     <w:p>
@@ -3230,7 +3265,7 @@
           </mc:Choice>
           <mc:Fallback>
             <w:pict>
-              <v:shape w14:anchorId="0E3FD71E" id="_x0000_s1042" type="#_x0000_t202" style="position:absolute;left:0;text-align:left;margin-left:384.6pt;margin-top:457.05pt;width:51pt;height:21.6pt;z-index:251696128;visibility:visible;mso-wrap-style:square;mso-width-percent:0;mso-height-percent:0;mso-wrap-distance-left:9pt;mso-wrap-distance-top:0;mso-wrap-distance-right:9pt;mso-wrap-distance-bottom:0;mso-position-horizontal:absolute;mso-position-horizontal-relative:margin;mso-position-vertical:absolute;mso-position-vertical-relative:text;mso-width-percent:0;mso-height-percent:0;mso-width-relative:margin;mso-height-relative:margin;v-text-anchor:top" o:gfxdata="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" filled="f" stroked="f" strokeweight=".5pt">
+              <v:shape w14:anchorId="0E3FD71E" id="_x0000_s1043" type="#_x0000_t202" style="position:absolute;left:0;text-align:left;margin-left:384.6pt;margin-top:457.05pt;width:51pt;height:21.6pt;z-index:251696128;visibility:visible;mso-wrap-style:square;mso-width-percent:0;mso-height-percent:0;mso-wrap-distance-left:9pt;mso-wrap-distance-top:0;mso-wrap-distance-right:9pt;mso-wrap-distance-bottom:0;mso-position-horizontal:absolute;mso-position-horizontal-relative:margin;mso-position-vertical:absolute;mso-position-vertical-relative:text;mso-width-percent:0;mso-height-percent:0;mso-width-relative:margin;mso-height-relative:margin;v-text-anchor:top" o:gfxdata="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" filled="f" stroked="f" strokeweight=".5pt">
                 <v:textbox>
                   <w:txbxContent>
                     <w:p>
@@ -3519,7 +3554,7 @@
           </mc:Choice>
           <mc:Fallback>
             <w:pict>
-              <v:shape w14:anchorId="6A4E9A71" id="_x0000_s1043" type="#_x0000_t202" style="position:absolute;left:0;text-align:left;margin-left:217.3pt;margin-top:394.25pt;width:175.55pt;height:52.6pt;z-index:251685888;visibility:visible;mso-wrap-style:square;mso-width-percent:0;mso-height-percent:0;mso-wrap-distance-left:9pt;mso-wrap-distance-top:0;mso-wrap-distance-right:9pt;mso-wrap-distance-bottom:0;mso-position-horizontal:absolute;mso-position-horizontal-relative:margin;mso-position-vertical:absolute;mso-position-vertical-relative:text;mso-width-percent:0;mso-height-percent:0;mso-width-relative:margin;mso-height-relative:margin;v-text-anchor:top" o:gfxdata="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" filled="f" stroked="f" strokeweight=".5pt">
+              <v:shape w14:anchorId="6A4E9A71" id="_x0000_s1044" type="#_x0000_t202" style="position:absolute;left:0;text-align:left;margin-left:217.3pt;margin-top:394.25pt;width:175.55pt;height:52.6pt;z-index:251685888;visibility:visible;mso-wrap-style:square;mso-width-percent:0;mso-height-percent:0;mso-wrap-distance-left:9pt;mso-wrap-distance-top:0;mso-wrap-distance-right:9pt;mso-wrap-distance-bottom:0;mso-position-horizontal:absolute;mso-position-horizontal-relative:margin;mso-position-vertical:absolute;mso-position-vertical-relative:text;mso-width-percent:0;mso-height-percent:0;mso-width-relative:margin;mso-height-relative:margin;v-text-anchor:top" o:gfxdata="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" filled="f" stroked="f" strokeweight=".5pt">
                 <v:textbox>
                   <w:txbxContent>
                     <w:p>
@@ -3653,7 +3688,7 @@
           </mc:Choice>
           <mc:Fallback>
             <w:pict>
-              <v:shape w14:anchorId="152DBC03" id="_x0000_s1044" type="#_x0000_t202" style="position:absolute;left:0;text-align:left;margin-left:244.95pt;margin-top:340.8pt;width:126.9pt;height:28.3pt;z-index:251772928;visibility:visible;mso-wrap-style:square;mso-width-percent:0;mso-height-percent:0;mso-wrap-distance-left:9pt;mso-wrap-distance-top:0;mso-wrap-distance-right:9pt;mso-wrap-distance-bottom:0;mso-position-horizontal:absolute;mso-position-horizontal-relative:margin;mso-position-vertical:absolute;mso-position-vertical-relative:text;mso-width-percent:0;mso-height-percent:0;mso-width-relative:margin;mso-height-relative:margin;v-text-anchor:top" o:gfxdata="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" filled="f" stroked="f" strokeweight=".5pt">
+              <v:shape w14:anchorId="152DBC03" id="_x0000_s1045" type="#_x0000_t202" style="position:absolute;left:0;text-align:left;margin-left:244.95pt;margin-top:340.8pt;width:126.9pt;height:28.3pt;z-index:251772928;visibility:visible;mso-wrap-style:square;mso-width-percent:0;mso-height-percent:0;mso-wrap-distance-left:9pt;mso-wrap-distance-top:0;mso-wrap-distance-right:9pt;mso-wrap-distance-bottom:0;mso-position-horizontal:absolute;mso-position-horizontal-relative:margin;mso-position-vertical:absolute;mso-position-vertical-relative:text;mso-width-percent:0;mso-height-percent:0;mso-width-relative:margin;mso-height-relative:margin;v-text-anchor:top" o:gfxdata="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" filled="f" stroked="f" strokeweight=".5pt">
                 <v:textbox>
                   <w:txbxContent>
                     <w:p>
@@ -3790,7 +3825,7 @@
           </mc:Choice>
           <mc:Fallback>
             <w:pict>
-              <v:shape w14:anchorId="219F440A" id="_x0000_s1045" type="#_x0000_t202" style="position:absolute;left:0;text-align:left;margin-left:371.8pt;margin-top:357.8pt;width:49.3pt;height:22.65pt;z-index:251770880;visibility:visible;mso-wrap-style:square;mso-width-percent:0;mso-height-percent:0;mso-wrap-distance-left:9pt;mso-wrap-distance-top:0;mso-wrap-distance-right:9pt;mso-wrap-distance-bottom:0;mso-position-horizontal:absolute;mso-position-horizontal-relative:margin;mso-position-vertical:absolute;mso-position-vertical-relative:text;mso-width-percent:0;mso-height-percent:0;mso-width-relative:margin;mso-height-relative:margin;v-text-anchor:top" o:gfxdata="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" filled="f" stroked="f" strokeweight=".5pt">
+              <v:shape w14:anchorId="219F440A" id="_x0000_s1046" type="#_x0000_t202" style="position:absolute;left:0;text-align:left;margin-left:371.8pt;margin-top:357.8pt;width:49.3pt;height:22.65pt;z-index:251770880;visibility:visible;mso-wrap-style:square;mso-width-percent:0;mso-height-percent:0;mso-wrap-distance-left:9pt;mso-wrap-distance-top:0;mso-wrap-distance-right:9pt;mso-wrap-distance-bottom:0;mso-position-horizontal:absolute;mso-position-horizontal-relative:margin;mso-position-vertical:absolute;mso-position-vertical-relative:text;mso-width-percent:0;mso-height-percent:0;mso-width-relative:margin;mso-height-relative:margin;v-text-anchor:top" o:gfxdata="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" filled="f" stroked="f" strokeweight=".5pt">
                 <v:textbox>
                   <w:txbxContent>
                     <w:p>
@@ -4241,7 +4276,7 @@
           </mc:Choice>
           <mc:Fallback>
             <w:pict>
-              <v:shape w14:anchorId="36AAB063" id="_x0000_s1046" type="#_x0000_t202" style="position:absolute;left:0;text-align:left;margin-left:230.15pt;margin-top:284.85pt;width:143.15pt;height:33.15pt;z-index:251757568;visibility:visible;mso-wrap-style:square;mso-width-percent:0;mso-height-percent:0;mso-wrap-distance-left:9pt;mso-wrap-distance-top:0;mso-wrap-distance-right:9pt;mso-wrap-distance-bottom:0;mso-position-horizontal:absolute;mso-position-horizontal-relative:margin;mso-position-vertical:absolute;mso-position-vertical-relative:text;mso-width-percent:0;mso-height-percent:0;mso-width-relative:margin;mso-height-relative:margin;v-text-anchor:top" o:gfxdata="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" filled="f" stroked="f" strokeweight=".5pt">
+              <v:shape w14:anchorId="36AAB063" id="_x0000_s1047" type="#_x0000_t202" style="position:absolute;left:0;text-align:left;margin-left:230.15pt;margin-top:284.85pt;width:143.15pt;height:33.15pt;z-index:251757568;visibility:visible;mso-wrap-style:square;mso-width-percent:0;mso-height-percent:0;mso-wrap-distance-left:9pt;mso-wrap-distance-top:0;mso-wrap-distance-right:9pt;mso-wrap-distance-bottom:0;mso-position-horizontal:absolute;mso-position-horizontal-relative:margin;mso-position-vertical:absolute;mso-position-vertical-relative:text;mso-width-percent:0;mso-height-percent:0;mso-width-relative:margin;mso-height-relative:margin;v-text-anchor:top" o:gfxdata="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" filled="f" stroked="f" strokeweight=".5pt">
                 <v:textbox>
                   <w:txbxContent>
                     <w:p>
@@ -4484,7 +4519,6 @@
                           <w:p>
                             <w:pPr>
                               <w:rPr>
-                                <w:rFonts w:hint="cs"/>
                                 <w:b/>
                                 <w:bCs/>
                                 <w:rtl/>
@@ -4555,13 +4589,12 @@
           </mc:Choice>
           <mc:Fallback>
             <w:pict>
-              <v:shape w14:anchorId="009DB882" id="_x0000_s1047" type="#_x0000_t202" style="position:absolute;left:0;text-align:left;margin-left:55.5pt;margin-top:306.05pt;width:146.4pt;height:1in;z-index:251763712;visibility:visible;mso-wrap-style:square;mso-width-percent:0;mso-height-percent:0;mso-wrap-distance-left:9pt;mso-wrap-distance-top:0;mso-wrap-distance-right:9pt;mso-wrap-distance-bottom:0;mso-position-horizontal:absolute;mso-position-horizontal-relative:margin;mso-position-vertical:absolute;mso-position-vertical-relative:text;mso-width-percent:0;mso-height-percent:0;mso-width-relative:margin;mso-height-relative:margin;v-text-anchor:top" o:gfxdata="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" filled="f" stroked="f" strokeweight=".5pt">
+              <v:shape w14:anchorId="009DB882" id="_x0000_s1048" type="#_x0000_t202" style="position:absolute;left:0;text-align:left;margin-left:55.5pt;margin-top:306.05pt;width:146.4pt;height:1in;z-index:251763712;visibility:visible;mso-wrap-style:square;mso-width-percent:0;mso-height-percent:0;mso-wrap-distance-left:9pt;mso-wrap-distance-top:0;mso-wrap-distance-right:9pt;mso-wrap-distance-bottom:0;mso-position-horizontal:absolute;mso-position-horizontal-relative:margin;mso-position-vertical:absolute;mso-position-vertical-relative:text;mso-width-percent:0;mso-height-percent:0;mso-width-relative:margin;mso-height-relative:margin;v-text-anchor:top" o:gfxdata="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" filled="f" stroked="f" strokeweight=".5pt">
                 <v:textbox>
                   <w:txbxContent>
                     <w:p>
                       <w:pPr>
                         <w:rPr>
-                          <w:rFonts w:hint="cs"/>
                           <w:b/>
                           <w:bCs/>
                           <w:rtl/>
@@ -4890,7 +4923,7 @@
           </mc:Choice>
           <mc:Fallback>
             <w:pict>
-              <v:shape w14:anchorId="35BC3B0B" id="_x0000_s1048" type="#_x0000_t202" style="position:absolute;left:0;text-align:left;margin-left:40.8pt;margin-top:101.6pt;width:51pt;height:21.6pt;z-index:251732992;visibility:visible;mso-wrap-style:square;mso-width-percent:0;mso-height-percent:0;mso-wrap-distance-left:9pt;mso-wrap-distance-top:0;mso-wrap-distance-right:9pt;mso-wrap-distance-bottom:0;mso-position-horizontal:absolute;mso-position-horizontal-relative:margin;mso-position-vertical:absolute;mso-position-vertical-relative:text;mso-width-percent:0;mso-height-percent:0;mso-width-relative:margin;mso-height-relative:margin;v-text-anchor:top" o:gfxdata="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" filled="f" stroked="f" strokeweight=".5pt">
+              <v:shape w14:anchorId="35BC3B0B" id="_x0000_s1049" type="#_x0000_t202" style="position:absolute;left:0;text-align:left;margin-left:40.8pt;margin-top:101.6pt;width:51pt;height:21.6pt;z-index:251732992;visibility:visible;mso-wrap-style:square;mso-width-percent:0;mso-height-percent:0;mso-wrap-distance-left:9pt;mso-wrap-distance-top:0;mso-wrap-distance-right:9pt;mso-wrap-distance-bottom:0;mso-position-horizontal:absolute;mso-position-horizontal-relative:margin;mso-position-vertical:absolute;mso-position-vertical-relative:text;mso-width-percent:0;mso-height-percent:0;mso-width-relative:margin;mso-height-relative:margin;v-text-anchor:top" o:gfxdata="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" filled="f" stroked="f" strokeweight=".5pt">
                 <v:textbox>
                   <w:txbxContent>
                     <w:p>
@@ -5019,7 +5052,7 @@
           </mc:Choice>
           <mc:Fallback>
             <w:pict>
-              <v:shape w14:anchorId="18FF6F7C" id="_x0000_s1049" type="#_x0000_t202" style="position:absolute;left:0;text-align:left;margin-left:51.3pt;margin-top:170.8pt;width:51pt;height:21.6pt;z-index:251747328;visibility:visible;mso-wrap-style:square;mso-width-percent:0;mso-height-percent:0;mso-wrap-distance-left:9pt;mso-wrap-distance-top:0;mso-wrap-distance-right:9pt;mso-wrap-distance-bottom:0;mso-position-horizontal:absolute;mso-position-horizontal-relative:margin;mso-position-vertical:absolute;mso-position-vertical-relative:text;mso-width-percent:0;mso-height-percent:0;mso-width-relative:margin;mso-height-relative:margin;v-text-anchor:top" o:gfxdata="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" filled="f" stroked="f" strokeweight=".5pt">
+              <v:shape w14:anchorId="18FF6F7C" id="_x0000_s1050" type="#_x0000_t202" style="position:absolute;left:0;text-align:left;margin-left:51.3pt;margin-top:170.8pt;width:51pt;height:21.6pt;z-index:251747328;visibility:visible;mso-wrap-style:square;mso-width-percent:0;mso-height-percent:0;mso-wrap-distance-left:9pt;mso-wrap-distance-top:0;mso-wrap-distance-right:9pt;mso-wrap-distance-bottom:0;mso-position-horizontal:absolute;mso-position-horizontal-relative:margin;mso-position-vertical:absolute;mso-position-vertical-relative:text;mso-width-percent:0;mso-height-percent:0;mso-width-relative:margin;mso-height-relative:margin;v-text-anchor:top" o:gfxdata="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" filled="f" stroked="f" strokeweight=".5pt">
                 <v:textbox>
                   <w:txbxContent>
                     <w:p>
@@ -5156,7 +5189,7 @@
           </mc:Choice>
           <mc:Fallback>
             <w:pict>
-              <v:shape w14:anchorId="15FBC4E7" id="_x0000_s1050" type="#_x0000_t202" style="position:absolute;left:0;text-align:left;margin-left:24.6pt;margin-top:201.45pt;width:200.3pt;height:27.5pt;z-index:251749376;visibility:visible;mso-wrap-style:square;mso-width-percent:0;mso-height-percent:0;mso-wrap-distance-left:9pt;mso-wrap-distance-top:0;mso-wrap-distance-right:9pt;mso-wrap-distance-bottom:0;mso-position-horizontal:absolute;mso-position-horizontal-relative:margin;mso-position-vertical:absolute;mso-position-vertical-relative:text;mso-width-percent:0;mso-height-percent:0;mso-width-relative:margin;mso-height-relative:margin;v-text-anchor:top" o:gfxdata="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" filled="f" stroked="f" strokeweight=".5pt">
+              <v:shape w14:anchorId="15FBC4E7" id="_x0000_s1051" type="#_x0000_t202" style="position:absolute;left:0;text-align:left;margin-left:24.6pt;margin-top:201.45pt;width:200.3pt;height:27.5pt;z-index:251749376;visibility:visible;mso-wrap-style:square;mso-width-percent:0;mso-height-percent:0;mso-wrap-distance-left:9pt;mso-wrap-distance-top:0;mso-wrap-distance-right:9pt;mso-wrap-distance-bottom:0;mso-position-horizontal:absolute;mso-position-horizontal-relative:margin;mso-position-vertical:absolute;mso-position-vertical-relative:text;mso-width-percent:0;mso-height-percent:0;mso-width-relative:margin;mso-height-relative:margin;v-text-anchor:top" o:gfxdata="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" filled="f" stroked="f" strokeweight=".5pt">
                 <v:textbox>
                   <w:txbxContent>
                     <w:p>
@@ -5293,7 +5326,7 @@
           </mc:Choice>
           <mc:Fallback>
             <w:pict>
-              <v:shape w14:anchorId="4EBD34D5" id="_x0000_s1051" type="#_x0000_t202" style="position:absolute;left:0;text-align:left;margin-left:90.15pt;margin-top:274.35pt;width:51pt;height:21.6pt;z-index:251761664;visibility:visible;mso-wrap-style:square;mso-width-percent:0;mso-height-percent:0;mso-wrap-distance-left:9pt;mso-wrap-distance-top:0;mso-wrap-distance-right:9pt;mso-wrap-distance-bottom:0;mso-position-horizontal:absolute;mso-position-horizontal-relative:margin;mso-position-vertical:absolute;mso-position-vertical-relative:text;mso-width-percent:0;mso-height-percent:0;mso-width-relative:margin;mso-height-relative:margin;v-text-anchor:top" o:gfxdata="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" filled="f" stroked="f" strokeweight=".5pt">
+              <v:shape w14:anchorId="4EBD34D5" id="_x0000_s1052" type="#_x0000_t202" style="position:absolute;left:0;text-align:left;margin-left:90.15pt;margin-top:274.35pt;width:51pt;height:21.6pt;z-index:251761664;visibility:visible;mso-wrap-style:square;mso-width-percent:0;mso-height-percent:0;mso-wrap-distance-left:9pt;mso-wrap-distance-top:0;mso-wrap-distance-right:9pt;mso-wrap-distance-bottom:0;mso-position-horizontal:absolute;mso-position-horizontal-relative:margin;mso-position-vertical:absolute;mso-position-vertical-relative:text;mso-width-percent:0;mso-height-percent:0;mso-width-relative:margin;mso-height-relative:margin;v-text-anchor:top" o:gfxdata="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" filled="f" stroked="f" strokeweight=".5pt">
                 <v:textbox>
                   <w:txbxContent>
                     <w:p>
@@ -5494,7 +5527,7 @@
           </mc:Choice>
           <mc:Fallback>
             <w:pict>
-              <v:shape w14:anchorId="4E96AF02" id="_x0000_s1052" type="#_x0000_t202" style="position:absolute;left:0;text-align:left;margin-left:399.15pt;margin-top:305.05pt;width:221.95pt;height:38.85pt;z-index:251753472;visibility:visible;mso-wrap-style:square;mso-width-percent:0;mso-height-percent:0;mso-wrap-distance-left:9pt;mso-wrap-distance-top:0;mso-wrap-distance-right:9pt;mso-wrap-distance-bottom:0;mso-position-horizontal:absolute;mso-position-horizontal-relative:margin;mso-position-vertical:absolute;mso-position-vertical-relative:text;mso-width-percent:0;mso-height-percent:0;mso-width-relative:margin;mso-height-relative:margin;v-text-anchor:top" o:gfxdata="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" filled="f" stroked="f" strokeweight=".5pt">
+              <v:shape w14:anchorId="4E96AF02" id="_x0000_s1053" type="#_x0000_t202" style="position:absolute;left:0;text-align:left;margin-left:399.15pt;margin-top:305.05pt;width:221.95pt;height:38.85pt;z-index:251753472;visibility:visible;mso-wrap-style:square;mso-width-percent:0;mso-height-percent:0;mso-wrap-distance-left:9pt;mso-wrap-distance-top:0;mso-wrap-distance-right:9pt;mso-wrap-distance-bottom:0;mso-position-horizontal:absolute;mso-position-horizontal-relative:margin;mso-position-vertical:absolute;mso-position-vertical-relative:text;mso-width-percent:0;mso-height-percent:0;mso-width-relative:margin;mso-height-relative:margin;v-text-anchor:top" o:gfxdata="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" filled="f" stroked="f" strokeweight=".5pt">
                 <v:textbox>
                   <w:txbxContent>
                     <w:p>
@@ -5580,15 +5613,7 @@
                                 <w:bCs/>
                                 <w:lang w:bidi="ar-EG"/>
                               </w:rPr>
-                              <w:t>Chosen</w:t>
-                            </w:r>
-                            <w:r>
-                              <w:rPr>
-                                <w:b/>
-                                <w:bCs/>
-                                <w:lang w:bidi="ar-EG"/>
-                              </w:rPr>
-                              <w:t xml:space="preserve"> Inputs</w:t>
+                              <w:t>Chosen Inputs</w:t>
                             </w:r>
                             <w:r>
                               <w:rPr>
@@ -5630,7 +5655,7 @@
           </mc:Choice>
           <mc:Fallback>
             <w:pict>
-              <v:shape w14:anchorId="53A85439" id="_x0000_s1053" type="#_x0000_t202" style="position:absolute;left:0;text-align:left;margin-left:446.85pt;margin-top:274.3pt;width:92.9pt;height:22.55pt;z-index:251751424;visibility:visible;mso-wrap-style:square;mso-width-percent:0;mso-height-percent:0;mso-wrap-distance-left:9pt;mso-wrap-distance-top:0;mso-wrap-distance-right:9pt;mso-wrap-distance-bottom:0;mso-position-horizontal:absolute;mso-position-horizontal-relative:margin;mso-position-vertical:absolute;mso-position-vertical-relative:text;mso-width-percent:0;mso-height-percent:0;mso-width-relative:margin;mso-height-relative:margin;v-text-anchor:top" o:gfxdata="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" filled="f" stroked="f" strokeweight=".5pt">
+              <v:shape w14:anchorId="53A85439" id="_x0000_s1054" type="#_x0000_t202" style="position:absolute;left:0;text-align:left;margin-left:446.85pt;margin-top:274.3pt;width:92.9pt;height:22.55pt;z-index:251751424;visibility:visible;mso-wrap-style:square;mso-width-percent:0;mso-height-percent:0;mso-wrap-distance-left:9pt;mso-wrap-distance-top:0;mso-wrap-distance-right:9pt;mso-wrap-distance-bottom:0;mso-position-horizontal:absolute;mso-position-horizontal-relative:margin;mso-position-vertical:absolute;mso-position-vertical-relative:text;mso-width-percent:0;mso-height-percent:0;mso-width-relative:margin;mso-height-relative:margin;v-text-anchor:top" o:gfxdata="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" filled="f" stroked="f" strokeweight=".5pt">
                 <v:textbox>
                   <w:txbxContent>
                     <w:p>
@@ -5647,15 +5672,7 @@
                           <w:bCs/>
                           <w:lang w:bidi="ar-EG"/>
                         </w:rPr>
-                        <w:t>Chosen</w:t>
-                      </w:r>
-                      <w:r>
-                        <w:rPr>
-                          <w:b/>
-                          <w:bCs/>
-                          <w:lang w:bidi="ar-EG"/>
-                        </w:rPr>
-                        <w:t xml:space="preserve"> Inputs</w:t>
+                        <w:t>Chosen Inputs</w:t>
                       </w:r>
                       <w:r>
                         <w:rPr>
@@ -5791,7 +5808,7 @@
           </mc:Choice>
           <mc:Fallback>
             <w:pict>
-              <v:shape w14:anchorId="507F4CFF" id="_x0000_s1054" type="#_x0000_t202" style="position:absolute;left:0;text-align:left;margin-left:384.8pt;margin-top:208.15pt;width:221.95pt;height:38.85pt;z-index:251739136;visibility:visible;mso-wrap-style:square;mso-width-percent:0;mso-height-percent:0;mso-wrap-distance-left:9pt;mso-wrap-distance-top:0;mso-wrap-distance-right:9pt;mso-wrap-distance-bottom:0;mso-position-horizontal:absolute;mso-position-horizontal-relative:margin;mso-position-vertical:absolute;mso-position-vertical-relative:text;mso-width-percent:0;mso-height-percent:0;mso-width-relative:margin;mso-height-relative:margin;v-text-anchor:top" o:gfxdata="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" filled="f" stroked="f" strokeweight=".5pt">
+              <v:shape w14:anchorId="507F4CFF" id="_x0000_s1055" type="#_x0000_t202" style="position:absolute;left:0;text-align:left;margin-left:384.8pt;margin-top:208.15pt;width:221.95pt;height:38.85pt;z-index:251739136;visibility:visible;mso-wrap-style:square;mso-width-percent:0;mso-height-percent:0;mso-wrap-distance-left:9pt;mso-wrap-distance-top:0;mso-wrap-distance-right:9pt;mso-wrap-distance-bottom:0;mso-position-horizontal:absolute;mso-position-horizontal-relative:margin;mso-position-vertical:absolute;mso-position-vertical-relative:text;mso-width-percent:0;mso-height-percent:0;mso-width-relative:margin;mso-height-relative:margin;v-text-anchor:top" o:gfxdata="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" filled="f" stroked="f" strokeweight=".5pt">
                 <v:textbox>
                   <w:txbxContent>
                     <w:p>
@@ -5934,7 +5951,7 @@
           </mc:Choice>
           <mc:Fallback>
             <w:pict>
-              <v:shape w14:anchorId="2C17E815" id="_x0000_s1055" type="#_x0000_t202" style="position:absolute;left:0;text-align:left;margin-left:211.65pt;margin-top:185.5pt;width:143.15pt;height:33.15pt;z-index:251743232;visibility:visible;mso-wrap-style:square;mso-width-percent:0;mso-height-percent:0;mso-wrap-distance-left:9pt;mso-wrap-distance-top:0;mso-wrap-distance-right:9pt;mso-wrap-distance-bottom:0;mso-position-horizontal:absolute;mso-position-horizontal-relative:margin;mso-position-vertical:absolute;mso-position-vertical-relative:text;mso-width-percent:0;mso-height-percent:0;mso-width-relative:margin;mso-height-relative:margin;v-text-anchor:top" o:gfxdata="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" filled="f" stroked="f" strokeweight=".5pt">
+              <v:shape w14:anchorId="2C17E815" id="_x0000_s1056" type="#_x0000_t202" style="position:absolute;left:0;text-align:left;margin-left:211.65pt;margin-top:185.5pt;width:143.15pt;height:33.15pt;z-index:251743232;visibility:visible;mso-wrap-style:square;mso-width-percent:0;mso-height-percent:0;mso-wrap-distance-left:9pt;mso-wrap-distance-top:0;mso-wrap-distance-right:9pt;mso-wrap-distance-bottom:0;mso-position-horizontal:absolute;mso-position-horizontal-relative:margin;mso-position-vertical:absolute;mso-position-vertical-relative:text;mso-width-percent:0;mso-height-percent:0;mso-width-relative:margin;mso-height-relative:margin;v-text-anchor:top" o:gfxdata="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" filled="f" stroked="f" strokeweight=".5pt">
                 <v:textbox>
                   <w:txbxContent>
                     <w:p>
@@ -6033,18 +6050,7 @@
                                 <w:sz w:val="32"/>
                                 <w:szCs w:val="32"/>
                               </w:rPr>
-                              <w:t>Gestational Diabet</w:t>
-                            </w:r>
-                            <w:r>
-                              <w:rPr>
-                                <w:rFonts w:asciiTheme="majorBidi" w:hAnsiTheme="majorBidi" w:cstheme="majorBidi"/>
-                                <w:b/>
-                                <w:bCs/>
-                                <w:color w:val="002060"/>
-                                <w:sz w:val="32"/>
-                                <w:szCs w:val="32"/>
-                              </w:rPr>
-                              <w:t>es Model</w:t>
+                              <w:t>Gestational Diabetes Model</w:t>
                             </w:r>
                           </w:p>
                         </w:txbxContent>
@@ -6069,7 +6075,7 @@
           </mc:Choice>
           <mc:Fallback>
             <w:pict>
-              <v:shape w14:anchorId="16C418FF" id="_x0000_s1056" type="#_x0000_t202" style="position:absolute;left:0;text-align:left;margin-left:184.15pt;margin-top:103.8pt;width:181.15pt;height:46.9pt;z-index:251728896;visibility:visible;mso-wrap-style:square;mso-width-percent:0;mso-height-percent:0;mso-wrap-distance-left:9pt;mso-wrap-distance-top:0;mso-wrap-distance-right:9pt;mso-wrap-distance-bottom:0;mso-position-horizontal:absolute;mso-position-horizontal-relative:margin;mso-position-vertical:absolute;mso-position-vertical-relative:text;mso-width-percent:0;mso-height-percent:0;mso-width-relative:margin;mso-height-relative:margin;v-text-anchor:top" o:gfxdata="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" filled="f" stroked="f" strokeweight=".5pt">
+              <v:shape w14:anchorId="16C418FF" id="_x0000_s1057" type="#_x0000_t202" style="position:absolute;left:0;text-align:left;margin-left:184.15pt;margin-top:103.8pt;width:181.15pt;height:46.9pt;z-index:251728896;visibility:visible;mso-wrap-style:square;mso-width-percent:0;mso-height-percent:0;mso-wrap-distance-left:9pt;mso-wrap-distance-top:0;mso-wrap-distance-right:9pt;mso-wrap-distance-bottom:0;mso-position-horizontal:absolute;mso-position-horizontal-relative:margin;mso-position-vertical:absolute;mso-position-vertical-relative:text;mso-width-percent:0;mso-height-percent:0;mso-width-relative:margin;mso-height-relative:margin;v-text-anchor:top" o:gfxdata="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" filled="f" stroked="f" strokeweight=".5pt">
                 <v:textbox>
                   <w:txbxContent>
                     <w:p>
@@ -6092,18 +6098,7 @@
                           <w:sz w:val="32"/>
                           <w:szCs w:val="32"/>
                         </w:rPr>
-                        <w:t>Gestational Diabet</w:t>
-                      </w:r>
-                      <w:r>
-                        <w:rPr>
-                          <w:rFonts w:asciiTheme="majorBidi" w:hAnsiTheme="majorBidi" w:cstheme="majorBidi"/>
-                          <w:b/>
-                          <w:bCs/>
-                          <w:color w:val="002060"/>
-                          <w:sz w:val="32"/>
-                          <w:szCs w:val="32"/>
-                        </w:rPr>
-                        <w:t>es Model</w:t>
+                        <w:t>Gestational Diabetes Model</w:t>
                       </w:r>
                     </w:p>
                   </w:txbxContent>
@@ -6376,7 +6371,7 @@
           </mc:Choice>
           <mc:Fallback>
             <w:pict>
-              <v:shape w14:anchorId="4637A219" id="_x0000_s1057" type="#_x0000_t202" style="position:absolute;left:0;text-align:left;margin-left:440.6pt;margin-top:179.05pt;width:92.9pt;height:22.55pt;z-index:251737088;visibility:visible;mso-wrap-style:square;mso-width-percent:0;mso-height-percent:0;mso-wrap-distance-left:9pt;mso-wrap-distance-top:0;mso-wrap-distance-right:9pt;mso-wrap-distance-bottom:0;mso-position-horizontal:absolute;mso-position-horizontal-relative:margin;mso-position-vertical:absolute;mso-position-vertical-relative:text;mso-width-percent:0;mso-height-percent:0;mso-width-relative:margin;mso-height-relative:margin;v-text-anchor:top" o:gfxdata="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" filled="f" stroked="f" strokeweight=".5pt">
+              <v:shape w14:anchorId="4637A219" id="_x0000_s1058" type="#_x0000_t202" style="position:absolute;left:0;text-align:left;margin-left:440.6pt;margin-top:179.05pt;width:92.9pt;height:22.55pt;z-index:251737088;visibility:visible;mso-wrap-style:square;mso-width-percent:0;mso-height-percent:0;mso-wrap-distance-left:9pt;mso-wrap-distance-top:0;mso-wrap-distance-right:9pt;mso-wrap-distance-bottom:0;mso-position-horizontal:absolute;mso-position-horizontal-relative:margin;mso-position-vertical:absolute;mso-position-vertical-relative:text;mso-width-percent:0;mso-height-percent:0;mso-width-relative:margin;mso-height-relative:margin;v-text-anchor:top" o:gfxdata="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" filled="f" stroked="f" strokeweight=".5pt">
                 <v:textbox>
                   <w:txbxContent>
                     <w:p>
@@ -6602,7 +6597,7 @@
           </mc:Choice>
           <mc:Fallback>
             <w:pict>
-              <v:shape w14:anchorId="2223E42F" id="_x0000_s1058" type="#_x0000_t202" style="position:absolute;left:0;text-align:left;margin-left:18.15pt;margin-top:127.1pt;width:200.3pt;height:27.5pt;z-index:251735040;visibility:visible;mso-wrap-style:square;mso-width-percent:0;mso-height-percent:0;mso-wrap-distance-left:9pt;mso-wrap-distance-top:0;mso-wrap-distance-right:9pt;mso-wrap-distance-bottom:0;mso-position-horizontal:absolute;mso-position-horizontal-relative:margin;mso-position-vertical:absolute;mso-position-vertical-relative:text;mso-width-percent:0;mso-height-percent:0;mso-width-relative:margin;mso-height-relative:margin;v-text-anchor:top" o:gfxdata="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" filled="f" stroked="f" strokeweight=".5pt">
+              <v:shape w14:anchorId="2223E42F" id="_x0000_s1059" type="#_x0000_t202" style="position:absolute;left:0;text-align:left;margin-left:18.15pt;margin-top:127.1pt;width:200.3pt;height:27.5pt;z-index:251735040;visibility:visible;mso-wrap-style:square;mso-width-percent:0;mso-height-percent:0;mso-wrap-distance-left:9pt;mso-wrap-distance-top:0;mso-wrap-distance-right:9pt;mso-wrap-distance-bottom:0;mso-position-horizontal:absolute;mso-position-horizontal-relative:margin;mso-position-vertical:absolute;mso-position-vertical-relative:text;mso-width-percent:0;mso-height-percent:0;mso-width-relative:margin;mso-height-relative:margin;v-text-anchor:top" o:gfxdata="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" filled="f" stroked="f" strokeweight=".5pt">
                 <v:textbox>
                   <w:txbxContent>
                     <w:p>
@@ -6731,23 +6726,7 @@
                                 <w:bCs/>
                                 <w:lang w:bidi="ar-EG"/>
                               </w:rPr>
-                              <w:t xml:space="preserve"> test &amp;</w:t>
-                            </w:r>
-                            <w:r>
-                              <w:rPr>
-                                <w:b/>
-                                <w:bCs/>
-                                <w:lang w:bidi="ar-EG"/>
-                              </w:rPr>
-                              <w:t xml:space="preserve"> </w:t>
-                            </w:r>
-                            <w:r>
-                              <w:rPr>
-                                <w:b/>
-                                <w:bCs/>
-                                <w:lang w:bidi="ar-EG"/>
-                              </w:rPr>
-                              <w:t>Essential Information</w:t>
+                              <w:t xml:space="preserve"> test &amp; Essential Information</w:t>
                             </w:r>
                           </w:p>
                           <w:p>
@@ -6781,7 +6760,7 @@
           </mc:Choice>
           <mc:Fallback>
             <w:pict>
-              <v:shape w14:anchorId="52E0432F" id="_x0000_s1059" type="#_x0000_t202" style="position:absolute;left:0;text-align:left;margin-left:396.1pt;margin-top:127.25pt;width:200.3pt;height:27.5pt;z-index:251724800;visibility:visible;mso-wrap-style:square;mso-width-percent:0;mso-height-percent:0;mso-wrap-distance-left:9pt;mso-wrap-distance-top:0;mso-wrap-distance-right:9pt;mso-wrap-distance-bottom:0;mso-position-horizontal:absolute;mso-position-horizontal-relative:margin;mso-position-vertical:absolute;mso-position-vertical-relative:text;mso-width-percent:0;mso-height-percent:0;mso-width-relative:margin;mso-height-relative:margin;v-text-anchor:top" o:gfxdata="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" filled="f" stroked="f" strokeweight=".5pt">
+              <v:shape w14:anchorId="52E0432F" id="_x0000_s1060" type="#_x0000_t202" style="position:absolute;left:0;text-align:left;margin-left:396.1pt;margin-top:127.25pt;width:200.3pt;height:27.5pt;z-index:251724800;visibility:visible;mso-wrap-style:square;mso-width-percent:0;mso-height-percent:0;mso-wrap-distance-left:9pt;mso-wrap-distance-top:0;mso-wrap-distance-right:9pt;mso-wrap-distance-bottom:0;mso-position-horizontal:absolute;mso-position-horizontal-relative:margin;mso-position-vertical:absolute;mso-position-vertical-relative:text;mso-width-percent:0;mso-height-percent:0;mso-width-relative:margin;mso-height-relative:margin;v-text-anchor:top" o:gfxdata="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" filled="f" stroked="f" strokeweight=".5pt">
                 <v:textbox>
                   <w:txbxContent>
                     <w:p>
@@ -6824,23 +6803,7 @@
                           <w:bCs/>
                           <w:lang w:bidi="ar-EG"/>
                         </w:rPr>
-                        <w:t xml:space="preserve"> test &amp;</w:t>
-                      </w:r>
-                      <w:r>
-                        <w:rPr>
-                          <w:b/>
-                          <w:bCs/>
-                          <w:lang w:bidi="ar-EG"/>
-                        </w:rPr>
-                        <w:t xml:space="preserve"> </w:t>
-                      </w:r>
-                      <w:r>
-                        <w:rPr>
-                          <w:b/>
-                          <w:bCs/>
-                          <w:lang w:bidi="ar-EG"/>
-                        </w:rPr>
-                        <w:t>Essential Information</w:t>
+                        <w:t xml:space="preserve"> test &amp; Essential Information</w:t>
                       </w:r>
                     </w:p>
                     <w:p>
@@ -7033,7 +6996,7 @@
           </mc:Choice>
           <mc:Fallback>
             <w:pict>
-              <v:shape w14:anchorId="20DEF559" id="_x0000_s1060" type="#_x0000_t202" style="position:absolute;left:0;text-align:left;margin-left:512.75pt;margin-top:18.15pt;width:51pt;height:21.6pt;z-index:251679744;visibility:visible;mso-wrap-style:square;mso-width-percent:0;mso-height-percent:0;mso-wrap-distance-left:9pt;mso-wrap-distance-top:0;mso-wrap-distance-right:9pt;mso-wrap-distance-bottom:0;mso-position-horizontal:absolute;mso-position-horizontal-relative:margin;mso-position-vertical:absolute;mso-position-vertical-relative:text;mso-width-percent:0;mso-height-percent:0;mso-width-relative:margin;mso-height-relative:margin;v-text-anchor:top" o:gfxdata="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" filled="f" stroked="f" strokeweight=".5pt">
+              <v:shape w14:anchorId="20DEF559" id="_x0000_s1061" type="#_x0000_t202" style="position:absolute;left:0;text-align:left;margin-left:512.75pt;margin-top:18.15pt;width:51pt;height:21.6pt;z-index:251679744;visibility:visible;mso-wrap-style:square;mso-width-percent:0;mso-height-percent:0;mso-wrap-distance-left:9pt;mso-wrap-distance-top:0;mso-wrap-distance-right:9pt;mso-wrap-distance-bottom:0;mso-position-horizontal:absolute;mso-position-horizontal-relative:margin;mso-position-vertical:absolute;mso-position-vertical-relative:text;mso-width-percent:0;mso-height-percent:0;mso-width-relative:margin;mso-height-relative:margin;v-text-anchor:top" o:gfxdata="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" filled="f" stroked="f" strokeweight=".5pt">
                 <v:textbox>
                   <w:txbxContent>
                     <w:p>
@@ -7182,7 +7145,7 @@
           </mc:Choice>
           <mc:Fallback>
             <w:pict>
-              <v:shape w14:anchorId="1B3D74C9" id="_x0000_s1061" type="#_x0000_t202" style="position:absolute;left:0;text-align:left;margin-left:337.8pt;margin-top:22.85pt;width:145.6pt;height:54.2pt;z-index:251675648;visibility:visible;mso-wrap-style:square;mso-width-percent:0;mso-height-percent:0;mso-wrap-distance-left:9pt;mso-wrap-distance-top:0;mso-wrap-distance-right:9pt;mso-wrap-distance-bottom:0;mso-position-horizontal:absolute;mso-position-horizontal-relative:text;mso-position-vertical:absolute;mso-position-vertical-relative:text;mso-width-percent:0;mso-height-percent:0;mso-width-relative:margin;mso-height-relative:margin;v-text-anchor:top" o:gfxdata="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" filled="f" stroked="f" strokeweight=".5pt">
+              <v:shape w14:anchorId="1B3D74C9" id="_x0000_s1062" type="#_x0000_t202" style="position:absolute;left:0;text-align:left;margin-left:337.8pt;margin-top:22.85pt;width:145.6pt;height:54.2pt;z-index:251675648;visibility:visible;mso-wrap-style:square;mso-width-percent:0;mso-height-percent:0;mso-wrap-distance-left:9pt;mso-wrap-distance-top:0;mso-wrap-distance-right:9pt;mso-wrap-distance-bottom:0;mso-position-horizontal:absolute;mso-position-horizontal-relative:text;mso-position-vertical:absolute;mso-position-vertical-relative:text;mso-width-percent:0;mso-height-percent:0;mso-width-relative:margin;mso-height-relative:margin;v-text-anchor:top" o:gfxdata="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" filled="f" stroked="f" strokeweight=".5pt">
                 <v:textbox>
                   <w:txbxContent>
                     <w:p>
@@ -7408,7 +7371,7 @@
           </mc:Choice>
           <mc:Fallback>
             <w:pict>
-              <v:shape w14:anchorId="316CC6DE" id="_x0000_s1062" type="#_x0000_t202" style="position:absolute;left:0;text-align:left;margin-left:99.2pt;margin-top:27.75pt;width:151.3pt;height:49.35pt;z-index:251663360;visibility:visible;mso-wrap-style:square;mso-width-percent:0;mso-height-percent:0;mso-wrap-distance-left:9pt;mso-wrap-distance-top:0;mso-wrap-distance-right:9pt;mso-wrap-distance-bottom:0;mso-position-horizontal:absolute;mso-position-horizontal-relative:text;mso-position-vertical:absolute;mso-position-vertical-relative:text;mso-width-percent:0;mso-height-percent:0;mso-width-relative:margin;mso-height-relative:margin;v-text-anchor:top" o:gfxdata="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" filled="f" stroked="f" strokeweight=".5pt">
+              <v:shape w14:anchorId="316CC6DE" id="_x0000_s1063" type="#_x0000_t202" style="position:absolute;left:0;text-align:left;margin-left:99.2pt;margin-top:27.75pt;width:151.3pt;height:49.35pt;z-index:251663360;visibility:visible;mso-wrap-style:square;mso-width-percent:0;mso-height-percent:0;mso-wrap-distance-left:9pt;mso-wrap-distance-top:0;mso-wrap-distance-right:9pt;mso-wrap-distance-bottom:0;mso-position-horizontal:absolute;mso-position-horizontal-relative:text;mso-position-vertical:absolute;mso-position-vertical-relative:text;mso-width-percent:0;mso-height-percent:0;mso-width-relative:margin;mso-height-relative:margin;v-text-anchor:top" o:gfxdata="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" filled="f" stroked="f" strokeweight=".5pt">
                 <v:textbox>
                   <w:txbxContent>
                     <w:p>
@@ -7454,7 +7417,7 @@
         <mc:AlternateContent>
           <mc:Choice Requires="wps">
             <w:drawing>
-              <wp:anchor distT="0" distB="0" distL="114300" distR="114300" simplePos="0" relativeHeight="251662336" behindDoc="0" locked="0" layoutInCell="1" allowOverlap="1" wp14:anchorId="66CF092B" wp14:editId="195D2263">
+              <wp:anchor distT="0" distB="0" distL="114300" distR="114300" simplePos="0" relativeHeight="251662336" behindDoc="0" locked="0" layoutInCell="1" allowOverlap="1" wp14:anchorId="66CF092B" wp14:editId="5E968D74">
                 <wp:simplePos x="0" y="0"/>
                 <wp:positionH relativeFrom="column">
                   <wp:posOffset>1249594</wp:posOffset>
@@ -7517,152 +7480,7 @@
           </mc:Choice>
           <mc:Fallback>
             <w:pict>
-              <v:rect w14:anchorId="379FCD28" id="Rectangle 4" o:spid="_x0000_s1026" style="position:absolute;margin-left:98.4pt;margin-top:23.7pt;width:133.8pt;height:55.8pt;z-index:251662336;visibility:visible;mso-wrap-style:square;mso-width-percent:0;mso-height-percent:0;mso-wrap-distance-left:9pt;mso-wrap-distance-top:0;mso-wrap-distance-right:9pt;mso-wrap-distance-bottom:0;mso-position-horizontal:absolute;mso-position-horizontal-relative:text;mso-position-vertical:absolute;mso-position-vertical-relative:text;mso-width-percent:0;mso-height-percent:0;mso-width-relative:margin;mso-height-relative:margin;v-text-anchor:middle" o:gfxdata="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" filled="f" strokecolor="#09101d [484]" strokeweight="1pt"/>
-            </w:pict>
-          </mc:Fallback>
-        </mc:AlternateContent>
-      </w:r>
-      <w:r>
-        <w:rPr>
-          <w:rFonts w:asciiTheme="majorBidi" w:hAnsiTheme="majorBidi" w:cstheme="majorBidi"/>
-          <w:b/>
-          <w:bCs/>
-          <w:noProof/>
-          <w:sz w:val="20"/>
-          <w:szCs w:val="20"/>
-        </w:rPr>
-        <mc:AlternateContent>
-          <mc:Choice Requires="wps">
-            <w:drawing>
-              <wp:anchor distT="0" distB="0" distL="114300" distR="114300" simplePos="0" relativeHeight="251671552" behindDoc="0" locked="0" layoutInCell="1" allowOverlap="1" wp14:anchorId="2DFEE151" wp14:editId="22E938CF">
-                <wp:simplePos x="0" y="0"/>
-                <wp:positionH relativeFrom="margin">
-                  <wp:posOffset>3283991</wp:posOffset>
-                </wp:positionH>
-                <wp:positionV relativeFrom="paragraph">
-                  <wp:posOffset>164072</wp:posOffset>
-                </wp:positionV>
-                <wp:extent cx="647700" cy="274320"/>
-                <wp:effectExtent l="0" t="0" r="0" b="0"/>
-                <wp:wrapNone/>
-                <wp:docPr id="1741837845" name="Text Box 2"/>
-                <wp:cNvGraphicFramePr/>
-                <a:graphic xmlns:a="http://schemas.openxmlformats.org/drawingml/2006/main">
-                  <a:graphicData uri="http://schemas.microsoft.com/office/word/2010/wordprocessingShape">
-                    <wps:wsp>
-                      <wps:cNvSpPr txBox="1"/>
-                      <wps:spPr>
-                        <a:xfrm>
-                          <a:off x="0" y="0"/>
-                          <a:ext cx="647700" cy="274320"/>
-                        </a:xfrm>
-                        <a:prstGeom prst="rect">
-                          <a:avLst/>
-                        </a:prstGeom>
-                        <a:noFill/>
-                        <a:ln w="6350">
-                          <a:noFill/>
-                        </a:ln>
-                      </wps:spPr>
-                      <wps:txbx>
-                        <w:txbxContent>
-                          <w:p>
-                            <w:pPr>
-                              <w:rPr>
-                                <w:b/>
-                                <w:bCs/>
-                                <w:lang w:bidi="ar-EG"/>
-                              </w:rPr>
-                            </w:pPr>
-                            <w:r>
-                              <w:rPr>
-                                <w:b/>
-                                <w:bCs/>
-                                <w:lang w:bidi="ar-EG"/>
-                              </w:rPr>
-                              <w:t>Out</w:t>
-                            </w:r>
-                            <w:r>
-                              <w:rPr>
-                                <w:b/>
-                                <w:bCs/>
-                                <w:lang w:bidi="ar-EG"/>
-                              </w:rPr>
-                              <w:t>put</w:t>
-                            </w:r>
-                          </w:p>
-                          <w:p>
-                            <w:pPr>
-                              <w:rPr>
-                                <w:b/>
-                                <w:bCs/>
-                                <w:lang w:bidi="ar-EG"/>
-                              </w:rPr>
-                            </w:pPr>
-                          </w:p>
-                        </w:txbxContent>
-                      </wps:txbx>
-                      <wps:bodyPr rot="0" spcFirstLastPara="0" vertOverflow="overflow" horzOverflow="overflow" vert="horz" wrap="square" lIns="91440" tIns="45720" rIns="91440" bIns="45720" numCol="1" spcCol="0" rtlCol="0" fromWordArt="0" anchor="t" anchorCtr="0" forceAA="0" compatLnSpc="1">
-                        <a:prstTxWarp prst="textNoShape">
-                          <a:avLst/>
-                        </a:prstTxWarp>
-                        <a:noAutofit/>
-                      </wps:bodyPr>
-                    </wps:wsp>
-                  </a:graphicData>
-                </a:graphic>
-                <wp14:sizeRelH relativeFrom="margin">
-                  <wp14:pctWidth>0</wp14:pctWidth>
-                </wp14:sizeRelH>
-                <wp14:sizeRelV relativeFrom="margin">
-                  <wp14:pctHeight>0</wp14:pctHeight>
-                </wp14:sizeRelV>
-              </wp:anchor>
-            </w:drawing>
-          </mc:Choice>
-          <mc:Fallback>
-            <w:pict>
-              <v:shape w14:anchorId="2DFEE151" id="_x0000_s1063" type="#_x0000_t202" style="position:absolute;left:0;text-align:left;margin-left:258.6pt;margin-top:12.9pt;width:51pt;height:21.6pt;z-index:251671552;visibility:visible;mso-wrap-style:square;mso-width-percent:0;mso-height-percent:0;mso-wrap-distance-left:9pt;mso-wrap-distance-top:0;mso-wrap-distance-right:9pt;mso-wrap-distance-bottom:0;mso-position-horizontal:absolute;mso-position-horizontal-relative:margin;mso-position-vertical:absolute;mso-position-vertical-relative:text;mso-width-percent:0;mso-height-percent:0;mso-width-relative:margin;mso-height-relative:margin;v-text-anchor:top" o:gfxdata="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" filled="f" stroked="f" strokeweight=".5pt">
-                <v:textbox>
-                  <w:txbxContent>
-                    <w:p>
-                      <w:pPr>
-                        <w:rPr>
-                          <w:b/>
-                          <w:bCs/>
-                          <w:lang w:bidi="ar-EG"/>
-                        </w:rPr>
-                      </w:pPr>
-                      <w:r>
-                        <w:rPr>
-                          <w:b/>
-                          <w:bCs/>
-                          <w:lang w:bidi="ar-EG"/>
-                        </w:rPr>
-                        <w:t>Out</w:t>
-                      </w:r>
-                      <w:r>
-                        <w:rPr>
-                          <w:b/>
-                          <w:bCs/>
-                          <w:lang w:bidi="ar-EG"/>
-                        </w:rPr>
-                        <w:t>put</w:t>
-                      </w:r>
-                    </w:p>
-                    <w:p>
-                      <w:pPr>
-                        <w:rPr>
-                          <w:b/>
-                          <w:bCs/>
-                          <w:lang w:bidi="ar-EG"/>
-                        </w:rPr>
-                      </w:pPr>
-                    </w:p>
-                  </w:txbxContent>
-                </v:textbox>
-                <w10:wrap anchorx="margin"/>
-              </v:shape>
+              <v:rect w14:anchorId="79E3AE7C" id="Rectangle 4" o:spid="_x0000_s1026" style="position:absolute;margin-left:98.4pt;margin-top:23.7pt;width:133.8pt;height:55.8pt;z-index:251662336;visibility:visible;mso-wrap-style:square;mso-width-percent:0;mso-height-percent:0;mso-wrap-distance-left:9pt;mso-wrap-distance-top:0;mso-wrap-distance-right:9pt;mso-wrap-distance-bottom:0;mso-position-horizontal:absolute;mso-position-horizontal-relative:text;mso-position-vertical:absolute;mso-position-vertical-relative:text;mso-width-percent:0;mso-height-percent:0;mso-width-relative:margin;mso-height-relative:margin;v-text-anchor:middle" o:gfxdata="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" filled="f" strokecolor="#09101d [484]" strokeweight="1pt"/>
             </w:pict>
           </mc:Fallback>
         </mc:AlternateContent>
